--- a/advW.docx
+++ b/advW.docx
@@ -17,6 +17,7 @@
           <w:docPartUnique/>
         </w:docPartObj>
       </w:sdtPr>
+      <w:sdtEndPr/>
       <w:sdtContent>
         <w:p>
           <w:pPr>
@@ -871,7 +872,22 @@
                 <w:rStyle w:val="Hyperlink"/>
                 <w:noProof/>
               </w:rPr>
-              <w:t>12. High‑Level External Inquiries</w:t>
+              <w:t>12. High</w:t>
+            </w:r>
+            <w:r>
+              <w:rPr>
+                <w:rStyle w:val="Hyperlink"/>
+                <w:rFonts w:ascii="Cambria Math" w:hAnsi="Cambria Math" w:cs="Cambria Math"/>
+                <w:noProof/>
+              </w:rPr>
+              <w:t>‑</w:t>
+            </w:r>
+            <w:r>
+              <w:rPr>
+                <w:rStyle w:val="Hyperlink"/>
+                <w:noProof/>
+              </w:rPr>
+              <w:t>Level External Inquiries</w:t>
             </w:r>
             <w:r>
               <w:rPr>
@@ -1748,13 +1764,13 @@
       <w:pPr>
         <w:pStyle w:val="Heading1"/>
       </w:pPr>
-      <w:bookmarkStart w:id="0" w:name="controlling-sentence-complexity"/>
-      <w:bookmarkStart w:id="1" w:name="_Toc216306724"/>
+      <w:bookmarkStart w:id="0" w:name="_Toc216306724"/>
+      <w:bookmarkStart w:id="1" w:name="controlling-sentence-complexity"/>
       <w:r>
         <w:lastRenderedPageBreak/>
         <w:t>1. Controlling Sentence Complexity</w:t>
       </w:r>
-      <w:bookmarkEnd w:id="1"/>
+      <w:bookmarkEnd w:id="0"/>
     </w:p>
     <w:p>
       <w:pPr>
@@ -1942,7 +1958,14 @@
           <w:i/>
           <w:iCs/>
         </w:rPr>
-        <w:t>“Because we were unable to verify the applicant’s supporting documents during the initial review, and since the translation submitted last week contained several inconsistencies that require clarification, we will need to request an updated version; however, before doing so, we must confirm internally whether the missing information is essential for the current stage of examination. Additionally, the team noted that some details may have been omitted unintentionally, which could affect the accuracy of further processing if not corrected promptly.”</w:t>
+        <w:t>“Because we were unable to verify the applicant’s supporting documents during the initial review, and since the translation submitted last week contained several inconsistencies that require clarification, we will need to request an updated version; however, before doing so, we must confirm internally whether the missing information is essential for the current stage of examination. Additionally, the team noted that some details may have been omitted unintentionally, which could affect the accuracy of furth</w:t>
+      </w:r>
+      <w:r>
+        <w:rPr>
+          <w:i/>
+          <w:iCs/>
+        </w:rPr>
+        <w:t>er processing if not corrected promptly.”</w:t>
       </w:r>
     </w:p>
     <w:p>
@@ -2408,7 +2431,16 @@
       </w:pPr>
       <w:bookmarkStart w:id="13" w:name="pattern-1-main-idea-reason"/>
       <w:r>
-        <w:t>Pattern 1: Main Idea → Reason</w:t>
+        <w:t xml:space="preserve">Pattern 1: Main Idea </w:t>
+      </w:r>
+      <w:r>
+        <w:rPr>
+          <w:rFonts w:ascii="Courier New" w:hAnsi="Courier New" w:cs="Courier New"/>
+        </w:rPr>
+        <w:t>→</w:t>
+      </w:r>
+      <w:r>
+        <w:t xml:space="preserve"> Reason</w:t>
       </w:r>
     </w:p>
     <w:p>
@@ -2458,7 +2490,16 @@
       <w:bookmarkStart w:id="14" w:name="pattern-2-short-intro-clause-main-action"/>
       <w:bookmarkEnd w:id="13"/>
       <w:r>
-        <w:t>Pattern 2: Short Intro Clause → Main Action</w:t>
+        <w:t xml:space="preserve">Pattern 2: Short Intro Clause </w:t>
+      </w:r>
+      <w:r>
+        <w:rPr>
+          <w:rFonts w:ascii="Courier New" w:hAnsi="Courier New" w:cs="Courier New"/>
+        </w:rPr>
+        <w:t>→</w:t>
+      </w:r>
+      <w:r>
+        <w:t xml:space="preserve"> Main Action</w:t>
       </w:r>
     </w:p>
     <w:p>
@@ -3233,15 +3274,15 @@
       <w:pPr>
         <w:pStyle w:val="Heading1"/>
       </w:pPr>
-      <w:bookmarkStart w:id="27" w:name="tone-for-agency-level-communication"/>
-      <w:bookmarkStart w:id="28" w:name="_Toc216306725"/>
-      <w:bookmarkEnd w:id="0"/>
+      <w:bookmarkStart w:id="27" w:name="_Toc216306725"/>
+      <w:bookmarkStart w:id="28" w:name="tone-for-agency-level-communication"/>
+      <w:bookmarkEnd w:id="1"/>
       <w:bookmarkEnd w:id="26"/>
       <w:r>
         <w:lastRenderedPageBreak/>
         <w:t>2. Tone for Agency-Level Communication</w:t>
       </w:r>
-      <w:bookmarkEnd w:id="28"/>
+      <w:bookmarkEnd w:id="27"/>
     </w:p>
     <w:p>
       <w:pPr>
@@ -3887,7 +3928,6 @@
           <w:i/>
           <w:iCs/>
         </w:rPr>
-        <w:lastRenderedPageBreak/>
         <w:t>For our internal confirmation…</w:t>
       </w:r>
     </w:p>
@@ -3897,6 +3937,7 @@
           <w:b/>
           <w:bCs/>
         </w:rPr>
+        <w:lastRenderedPageBreak/>
         <w:t>Practice A. Match the Function</w:t>
       </w:r>
       <w:r>
@@ -4158,7 +4199,6 @@
       <w:bookmarkStart w:id="39" w:name="audience-appropriate-tone"/>
       <w:bookmarkEnd w:id="38"/>
       <w:r>
-        <w:lastRenderedPageBreak/>
         <w:t>3. Audience-Appropriate Tone</w:t>
       </w:r>
     </w:p>
@@ -4168,41 +4208,66 @@
           <w:b/>
           <w:bCs/>
         </w:rPr>
-        <w:t>Internal →</w:t>
-      </w:r>
-      <w:r>
-        <w:t xml:space="preserve"> can be slightly more direct </w:t>
-      </w:r>
-      <w:r>
-        <w:rPr>
+        <w:t xml:space="preserve">Internal </w:t>
+      </w:r>
+      <w:r>
+        <w:rPr>
+          <w:rFonts w:ascii="Courier New" w:hAnsi="Courier New" w:cs="Courier New"/>
           <w:b/>
           <w:bCs/>
         </w:rPr>
-        <w:t>Interagency →</w:t>
-      </w:r>
-      <w:r>
-        <w:t xml:space="preserve"> needs neutrality and objectivity </w:t>
+        <w:t>→</w:t>
+      </w:r>
+      <w:r>
+        <w:t xml:space="preserve"> can be slightly more direct </w:t>
       </w:r>
       <w:r>
         <w:rPr>
           <w:b/>
           <w:bCs/>
         </w:rPr>
-        <w:t>International/Foreign office →</w:t>
-      </w:r>
-      <w:r>
-        <w:t xml:space="preserve"> requires extra diplomacy and clarity</w:t>
-      </w:r>
-    </w:p>
-    <w:p>
-      <w:pPr>
-        <w:pStyle w:val="BodyText"/>
-      </w:pPr>
-      <w:r>
-        <w:rPr>
+        <w:t xml:space="preserve">Interagency </w:t>
+      </w:r>
+      <w:r>
+        <w:rPr>
+          <w:rFonts w:ascii="Courier New" w:hAnsi="Courier New" w:cs="Courier New"/>
           <w:b/>
           <w:bCs/>
         </w:rPr>
+        <w:t>→</w:t>
+      </w:r>
+      <w:r>
+        <w:t xml:space="preserve"> needs neutrality and objectivity </w:t>
+      </w:r>
+      <w:r>
+        <w:rPr>
+          <w:b/>
+          <w:bCs/>
+        </w:rPr>
+        <w:t xml:space="preserve">International/Foreign office </w:t>
+      </w:r>
+      <w:r>
+        <w:rPr>
+          <w:rFonts w:ascii="Courier New" w:hAnsi="Courier New" w:cs="Courier New"/>
+          <w:b/>
+          <w:bCs/>
+        </w:rPr>
+        <w:t>→</w:t>
+      </w:r>
+      <w:r>
+        <w:t xml:space="preserve"> requires extra diplomacy and clarity</w:t>
+      </w:r>
+    </w:p>
+    <w:p>
+      <w:pPr>
+        <w:pStyle w:val="BodyText"/>
+      </w:pPr>
+      <w:r>
+        <w:rPr>
+          <w:b/>
+          <w:bCs/>
+        </w:rPr>
+        <w:lastRenderedPageBreak/>
         <w:t>Practice C. Choose the Appropriate Version</w:t>
       </w:r>
       <w:r>
@@ -4400,7 +4465,6 @@
           <w:i/>
           <w:iCs/>
         </w:rPr>
-        <w:lastRenderedPageBreak/>
         <w:t>Your explanation is unclear.</w:t>
       </w:r>
     </w:p>
@@ -4411,6 +4475,7 @@
       <w:bookmarkStart w:id="43" w:name="activity-3.-controlled-writing"/>
       <w:bookmarkEnd w:id="42"/>
       <w:r>
+        <w:lastRenderedPageBreak/>
         <w:t>Activity 3. Controlled Writing</w:t>
       </w:r>
     </w:p>
@@ -4581,34 +4646,34 @@
       <w:bookmarkStart w:id="46" w:name="peer-review"/>
       <w:bookmarkEnd w:id="45"/>
       <w:r>
+        <w:t>Peer Review</w:t>
+      </w:r>
+    </w:p>
+    <w:p>
+      <w:r>
+        <w:t>Partners identify:</w:t>
+      </w:r>
+    </w:p>
+    <w:p>
+      <w:pPr>
+        <w:numPr>
+          <w:ilvl w:val="0"/>
+          <w:numId w:val="546"/>
+        </w:numPr>
+      </w:pPr>
+      <w:r>
+        <w:t>tone strengths</w:t>
+      </w:r>
+    </w:p>
+    <w:p>
+      <w:pPr>
+        <w:numPr>
+          <w:ilvl w:val="0"/>
+          <w:numId w:val="546"/>
+        </w:numPr>
+      </w:pPr>
+      <w:r>
         <w:lastRenderedPageBreak/>
-        <w:t>Peer Review</w:t>
-      </w:r>
-    </w:p>
-    <w:p>
-      <w:r>
-        <w:t>Partners identify:</w:t>
-      </w:r>
-    </w:p>
-    <w:p>
-      <w:pPr>
-        <w:numPr>
-          <w:ilvl w:val="0"/>
-          <w:numId w:val="546"/>
-        </w:numPr>
-      </w:pPr>
-      <w:r>
-        <w:t>tone strengths</w:t>
-      </w:r>
-    </w:p>
-    <w:p>
-      <w:pPr>
-        <w:numPr>
-          <w:ilvl w:val="0"/>
-          <w:numId w:val="546"/>
-        </w:numPr>
-      </w:pPr>
-      <w:r>
         <w:t>overly direct expressions</w:t>
       </w:r>
     </w:p>
@@ -4786,34 +4851,34 @@
       <w:bookmarkEnd w:id="47"/>
       <w:bookmarkEnd w:id="49"/>
       <w:r>
+        <w:t>Extension Task</w:t>
+      </w:r>
+    </w:p>
+    <w:p>
+      <w:r>
+        <w:t>Choose one:</w:t>
+      </w:r>
+    </w:p>
+    <w:p>
+      <w:pPr>
+        <w:numPr>
+          <w:ilvl w:val="0"/>
+          <w:numId w:val="549"/>
+        </w:numPr>
+      </w:pPr>
+      <w:r>
+        <w:t>Rewrite an actual email you previously sent that may have sounded too strong.</w:t>
+      </w:r>
+    </w:p>
+    <w:p>
+      <w:pPr>
+        <w:numPr>
+          <w:ilvl w:val="0"/>
+          <w:numId w:val="549"/>
+        </w:numPr>
+      </w:pPr>
+      <w:r>
         <w:lastRenderedPageBreak/>
-        <w:t>Extension Task</w:t>
-      </w:r>
-    </w:p>
-    <w:p>
-      <w:r>
-        <w:t>Choose one:</w:t>
-      </w:r>
-    </w:p>
-    <w:p>
-      <w:pPr>
-        <w:numPr>
-          <w:ilvl w:val="0"/>
-          <w:numId w:val="549"/>
-        </w:numPr>
-      </w:pPr>
-      <w:r>
-        <w:t>Rewrite an actual email you previously sent that may have sounded too strong.</w:t>
-      </w:r>
-    </w:p>
-    <w:p>
-      <w:pPr>
-        <w:numPr>
-          <w:ilvl w:val="0"/>
-          <w:numId w:val="549"/>
-        </w:numPr>
-      </w:pPr>
-      <w:r>
         <w:t>Draft two versions of the same message: one domestic, one international.</w:t>
       </w:r>
     </w:p>
@@ -4916,15 +4981,15 @@
       <w:pPr>
         <w:pStyle w:val="Heading1"/>
       </w:pPr>
-      <w:bookmarkStart w:id="52" w:name="cohesion-logical-flow"/>
-      <w:bookmarkStart w:id="53" w:name="_Toc216306726"/>
-      <w:bookmarkEnd w:id="27"/>
+      <w:bookmarkStart w:id="52" w:name="_Toc216306726"/>
+      <w:bookmarkStart w:id="53" w:name="cohesion-logical-flow"/>
+      <w:bookmarkEnd w:id="28"/>
       <w:bookmarkEnd w:id="51"/>
       <w:r>
         <w:lastRenderedPageBreak/>
         <w:t>3. Cohesion &amp; Logical Flow</w:t>
       </w:r>
-      <w:bookmarkEnd w:id="53"/>
+      <w:bookmarkEnd w:id="52"/>
     </w:p>
     <w:p>
       <w:pPr>
@@ -5319,7 +5384,16 @@
         <w:t>Thematic progression</w:t>
       </w:r>
       <w:r>
-        <w:t xml:space="preserve"> (old → new information)</w:t>
+        <w:t xml:space="preserve"> (old </w:t>
+      </w:r>
+      <w:r>
+        <w:rPr>
+          <w:rFonts w:ascii="Courier New" w:hAnsi="Courier New" w:cs="Courier New"/>
+        </w:rPr>
+        <w:t>→</w:t>
+      </w:r>
+      <w:r>
+        <w:t xml:space="preserve"> new information)</w:t>
       </w:r>
     </w:p>
     <w:p>
@@ -5337,7 +5411,25 @@
         <w:t>Clear paragraph structure</w:t>
       </w:r>
       <w:r>
-        <w:t xml:space="preserve"> (topic → support → implication/next step)</w:t>
+        <w:t xml:space="preserve"> (topic </w:t>
+      </w:r>
+      <w:r>
+        <w:rPr>
+          <w:rFonts w:ascii="Courier New" w:hAnsi="Courier New" w:cs="Courier New"/>
+        </w:rPr>
+        <w:t>→</w:t>
+      </w:r>
+      <w:r>
+        <w:t xml:space="preserve"> support </w:t>
+      </w:r>
+      <w:r>
+        <w:rPr>
+          <w:rFonts w:ascii="Courier New" w:hAnsi="Courier New" w:cs="Courier New"/>
+        </w:rPr>
+        <w:t>→</w:t>
+      </w:r>
+      <w:r>
+        <w:t xml:space="preserve"> implication/next step)</w:t>
       </w:r>
     </w:p>
     <w:p>
@@ -5918,7 +6010,16 @@
         <w:t>The office submitted the revision late.</w:t>
       </w:r>
       <w:r>
-        <w:t xml:space="preserve"> → Use </w:t>
+        <w:t xml:space="preserve"> </w:t>
+      </w:r>
+      <w:r>
+        <w:rPr>
+          <w:rFonts w:ascii="Courier New" w:hAnsi="Courier New" w:cs="Courier New"/>
+        </w:rPr>
+        <w:t>→</w:t>
+      </w:r>
+      <w:r>
+        <w:t xml:space="preserve"> Use </w:t>
       </w:r>
       <w:r>
         <w:rPr>
@@ -5946,7 +6047,16 @@
         <w:t>We completed the review.</w:t>
       </w:r>
       <w:r>
-        <w:t xml:space="preserve"> → Use </w:t>
+        <w:t xml:space="preserve"> </w:t>
+      </w:r>
+      <w:r>
+        <w:rPr>
+          <w:rFonts w:ascii="Courier New" w:hAnsi="Courier New" w:cs="Courier New"/>
+        </w:rPr>
+        <w:t>→</w:t>
+      </w:r>
+      <w:r>
+        <w:t xml:space="preserve"> Use </w:t>
       </w:r>
       <w:r>
         <w:rPr>
@@ -5974,7 +6084,16 @@
         <w:t>Several errors remain in the document.</w:t>
       </w:r>
       <w:r>
-        <w:t xml:space="preserve"> → Use </w:t>
+        <w:t xml:space="preserve"> </w:t>
+      </w:r>
+      <w:r>
+        <w:rPr>
+          <w:rFonts w:ascii="Courier New" w:hAnsi="Courier New" w:cs="Courier New"/>
+        </w:rPr>
+        <w:t>→</w:t>
+      </w:r>
+      <w:r>
+        <w:t xml:space="preserve"> Use </w:t>
       </w:r>
       <w:r>
         <w:rPr>
@@ -6418,22 +6537,40 @@
         </w:numPr>
       </w:pPr>
       <w:r>
-        <w:t>clear paragraph structure (topic → support → implication)</w:t>
+        <w:t xml:space="preserve">clear paragraph structure (topic </w:t>
+      </w:r>
+      <w:r>
+        <w:rPr>
+          <w:rFonts w:ascii="Courier New" w:hAnsi="Courier New" w:cs="Courier New"/>
+        </w:rPr>
+        <w:t>→</w:t>
+      </w:r>
+      <w:r>
+        <w:t xml:space="preserve"> support </w:t>
+      </w:r>
+      <w:r>
+        <w:rPr>
+          <w:rFonts w:ascii="Courier New" w:hAnsi="Courier New" w:cs="Courier New"/>
+        </w:rPr>
+        <w:t>→</w:t>
+      </w:r>
+      <w:r>
+        <w:t xml:space="preserve"> implication)</w:t>
       </w:r>
     </w:p>
     <w:p>
       <w:pPr>
         <w:pStyle w:val="Heading1"/>
       </w:pPr>
-      <w:bookmarkStart w:id="83" w:name="structuring-high-level-emails"/>
-      <w:bookmarkStart w:id="84" w:name="_Toc216306727"/>
-      <w:bookmarkEnd w:id="52"/>
+      <w:bookmarkStart w:id="83" w:name="_Toc216306727"/>
+      <w:bookmarkStart w:id="84" w:name="structuring-high-level-emails"/>
+      <w:bookmarkEnd w:id="53"/>
       <w:bookmarkEnd w:id="82"/>
       <w:r>
         <w:lastRenderedPageBreak/>
         <w:t>4. Structuring High-Level Emails</w:t>
       </w:r>
-      <w:bookmarkEnd w:id="84"/>
+      <w:bookmarkEnd w:id="83"/>
     </w:p>
     <w:p>
       <w:pPr>
@@ -6717,7 +6854,43 @@
         </w:numPr>
       </w:pPr>
       <w:r>
-        <w:t>email structure (opening → purpose → details → action → closing)</w:t>
+        <w:t xml:space="preserve">email structure (opening </w:t>
+      </w:r>
+      <w:r>
+        <w:rPr>
+          <w:rFonts w:ascii="Courier New" w:hAnsi="Courier New" w:cs="Courier New"/>
+        </w:rPr>
+        <w:t>→</w:t>
+      </w:r>
+      <w:r>
+        <w:t xml:space="preserve"> purpose </w:t>
+      </w:r>
+      <w:r>
+        <w:rPr>
+          <w:rFonts w:ascii="Courier New" w:hAnsi="Courier New" w:cs="Courier New"/>
+        </w:rPr>
+        <w:t>→</w:t>
+      </w:r>
+      <w:r>
+        <w:t xml:space="preserve"> details </w:t>
+      </w:r>
+      <w:r>
+        <w:rPr>
+          <w:rFonts w:ascii="Courier New" w:hAnsi="Courier New" w:cs="Courier New"/>
+        </w:rPr>
+        <w:t>→</w:t>
+      </w:r>
+      <w:r>
+        <w:t xml:space="preserve"> action </w:t>
+      </w:r>
+      <w:r>
+        <w:rPr>
+          <w:rFonts w:ascii="Courier New" w:hAnsi="Courier New" w:cs="Courier New"/>
+        </w:rPr>
+        <w:t>→</w:t>
+      </w:r>
+      <w:r>
+        <w:t xml:space="preserve"> closing)</w:t>
       </w:r>
     </w:p>
     <w:p>
@@ -8084,15 +8257,15 @@
       <w:pPr>
         <w:pStyle w:val="Heading1"/>
       </w:pPr>
-      <w:bookmarkStart w:id="116" w:name="writing-precise-clarification-requests"/>
-      <w:bookmarkStart w:id="117" w:name="_Toc216306728"/>
-      <w:bookmarkEnd w:id="83"/>
+      <w:bookmarkStart w:id="116" w:name="_Toc216306728"/>
+      <w:bookmarkStart w:id="117" w:name="writing-precise-clarification-requests"/>
+      <w:bookmarkEnd w:id="84"/>
       <w:bookmarkEnd w:id="115"/>
       <w:r>
         <w:lastRenderedPageBreak/>
         <w:t>5. Writing Precise Clarification Requests</w:t>
       </w:r>
-      <w:bookmarkEnd w:id="117"/>
+      <w:bookmarkEnd w:id="116"/>
     </w:p>
     <w:p>
       <w:pPr>
@@ -9123,7 +9296,6 @@
       <w:bookmarkStart w:id="137" w:name="X915d1de3b9ca07464cf6179eaf1d1b36421cb8f"/>
       <w:bookmarkEnd w:id="136"/>
       <w:r>
-        <w:lastRenderedPageBreak/>
         <w:t>Activity 2. Write Clarification for a Sample Document</w:t>
       </w:r>
     </w:p>
@@ -9144,6 +9316,7 @@
         <w:pStyle w:val="BodyText"/>
       </w:pPr>
       <w:r>
+        <w:lastRenderedPageBreak/>
         <w:t>Write a message requesting clarification on:</w:t>
       </w:r>
     </w:p>
@@ -9310,40 +9483,40 @@
         </w:numPr>
       </w:pPr>
       <w:r>
+        <w:t>structured questions (at least 3)</w:t>
+      </w:r>
+    </w:p>
+    <w:p>
+      <w:pPr>
+        <w:numPr>
+          <w:ilvl w:val="0"/>
+          <w:numId w:val="616"/>
+        </w:numPr>
+      </w:pPr>
+      <w:r>
+        <w:t>diplomatic tone</w:t>
+      </w:r>
+    </w:p>
+    <w:p>
+      <w:pPr>
+        <w:numPr>
+          <w:ilvl w:val="0"/>
+          <w:numId w:val="616"/>
+        </w:numPr>
+      </w:pPr>
+      <w:r>
+        <w:t>references to document sections or terms</w:t>
+      </w:r>
+    </w:p>
+    <w:p>
+      <w:pPr>
+        <w:numPr>
+          <w:ilvl w:val="0"/>
+          <w:numId w:val="616"/>
+        </w:numPr>
+      </w:pPr>
+      <w:r>
         <w:lastRenderedPageBreak/>
-        <w:t>structured questions (at least 3)</w:t>
-      </w:r>
-    </w:p>
-    <w:p>
-      <w:pPr>
-        <w:numPr>
-          <w:ilvl w:val="0"/>
-          <w:numId w:val="616"/>
-        </w:numPr>
-      </w:pPr>
-      <w:r>
-        <w:t>diplomatic tone</w:t>
-      </w:r>
-    </w:p>
-    <w:p>
-      <w:pPr>
-        <w:numPr>
-          <w:ilvl w:val="0"/>
-          <w:numId w:val="616"/>
-        </w:numPr>
-      </w:pPr>
-      <w:r>
-        <w:t>references to document sections or terms</w:t>
-      </w:r>
-    </w:p>
-    <w:p>
-      <w:pPr>
-        <w:numPr>
-          <w:ilvl w:val="0"/>
-          <w:numId w:val="616"/>
-        </w:numPr>
-      </w:pPr>
-      <w:r>
         <w:t>a next-step statement</w:t>
       </w:r>
     </w:p>
@@ -9513,7 +9686,6 @@
           <w:i/>
           <w:iCs/>
         </w:rPr>
-        <w:lastRenderedPageBreak/>
         <w:t>Can you check the inconsistencies?</w:t>
       </w:r>
     </w:p>
@@ -9559,6 +9731,7 @@
           <w:i/>
           <w:iCs/>
         </w:rPr>
+        <w:lastRenderedPageBreak/>
         <w:t>Is the date correct?</w:t>
       </w:r>
     </w:p>
@@ -9725,7 +9898,6 @@
         </w:numPr>
       </w:pPr>
       <w:r>
-        <w:lastRenderedPageBreak/>
         <w:t>diplomatic softening</w:t>
       </w:r>
     </w:p>
@@ -9744,15 +9916,15 @@
       <w:pPr>
         <w:pStyle w:val="Heading1"/>
       </w:pPr>
-      <w:bookmarkStart w:id="147" w:name="communicating-errors-diplomatically"/>
-      <w:bookmarkStart w:id="148" w:name="_Toc216306729"/>
-      <w:bookmarkEnd w:id="116"/>
+      <w:bookmarkStart w:id="147" w:name="_Toc216306729"/>
+      <w:bookmarkStart w:id="148" w:name="communicating-errors-diplomatically"/>
+      <w:bookmarkEnd w:id="117"/>
       <w:bookmarkEnd w:id="146"/>
       <w:r>
         <w:lastRenderedPageBreak/>
         <w:t>6. Communicating Errors Diplomatically</w:t>
       </w:r>
-      <w:bookmarkEnd w:id="148"/>
+      <w:bookmarkEnd w:id="147"/>
     </w:p>
     <w:p>
       <w:pPr>
@@ -11425,15 +11597,15 @@
       <w:pPr>
         <w:pStyle w:val="Heading1"/>
       </w:pPr>
-      <w:bookmarkStart w:id="175" w:name="Xc8f858a34d1ff54c31d6c34d23b1c6fc17f8366"/>
-      <w:bookmarkStart w:id="176" w:name="_Toc216306730"/>
-      <w:bookmarkEnd w:id="147"/>
+      <w:bookmarkStart w:id="175" w:name="_Toc216306730"/>
+      <w:bookmarkStart w:id="176" w:name="Xc8f858a34d1ff54c31d6c34d23b1c6fc17f8366"/>
+      <w:bookmarkEnd w:id="148"/>
       <w:bookmarkEnd w:id="174"/>
       <w:r>
         <w:lastRenderedPageBreak/>
         <w:t>7. Layered Requests: Managing Multi-Part Actions</w:t>
       </w:r>
-      <w:bookmarkEnd w:id="176"/>
+      <w:bookmarkEnd w:id="175"/>
     </w:p>
     <w:p>
       <w:pPr>
@@ -11765,18 +11937,18 @@
         </w:numPr>
       </w:pPr>
       <w:r>
+        <w:t>clarity of action</w:t>
+      </w:r>
+    </w:p>
+    <w:p>
+      <w:pPr>
+        <w:numPr>
+          <w:ilvl w:val="0"/>
+          <w:numId w:val="649"/>
+        </w:numPr>
+      </w:pPr>
+      <w:r>
         <w:lastRenderedPageBreak/>
-        <w:t>clarity of action</w:t>
-      </w:r>
-    </w:p>
-    <w:p>
-      <w:pPr>
-        <w:numPr>
-          <w:ilvl w:val="0"/>
-          <w:numId w:val="649"/>
-        </w:numPr>
-      </w:pPr>
-      <w:r>
         <w:t>priority order</w:t>
       </w:r>
     </w:p>
@@ -11988,7 +12160,6 @@
       <w:bookmarkStart w:id="188" w:name="practice-a.-add-sequencing"/>
       <w:bookmarkEnd w:id="187"/>
       <w:r>
-        <w:lastRenderedPageBreak/>
         <w:t>Practice A. Add Sequencing</w:t>
       </w:r>
     </w:p>
@@ -12009,6 +12180,7 @@
           <w:i/>
           <w:iCs/>
         </w:rPr>
+        <w:lastRenderedPageBreak/>
         <w:t>Check the dates. Review the terminology. Send the updated file.</w:t>
       </w:r>
     </w:p>
@@ -12193,32 +12365,32 @@
       <w:bookmarkEnd w:id="186"/>
       <w:bookmarkEnd w:id="192"/>
       <w:r>
+        <w:t>Guided Writing</w:t>
+      </w:r>
+    </w:p>
+    <w:p>
+      <w:pPr>
+        <w:pStyle w:val="Heading3"/>
+      </w:pPr>
+      <w:bookmarkStart w:id="194" w:name="activity-1.-rewrite-the-original-model-1"/>
+      <w:r>
+        <w:t>Activity 1. Rewrite the Original Model</w:t>
+      </w:r>
+    </w:p>
+    <w:p>
+      <w:r>
+        <w:t>Rewrite the unstructured model into a layered, prioritised request message. Include:</w:t>
+      </w:r>
+    </w:p>
+    <w:p>
+      <w:pPr>
+        <w:numPr>
+          <w:ilvl w:val="0"/>
+          <w:numId w:val="657"/>
+        </w:numPr>
+      </w:pPr>
+      <w:r>
         <w:lastRenderedPageBreak/>
-        <w:t>Guided Writing</w:t>
-      </w:r>
-    </w:p>
-    <w:p>
-      <w:pPr>
-        <w:pStyle w:val="Heading3"/>
-      </w:pPr>
-      <w:bookmarkStart w:id="194" w:name="activity-1.-rewrite-the-original-model-1"/>
-      <w:r>
-        <w:t>Activity 1. Rewrite the Original Model</w:t>
-      </w:r>
-    </w:p>
-    <w:p>
-      <w:r>
-        <w:t>Rewrite the unstructured model into a layered, prioritised request message. Include:</w:t>
-      </w:r>
-    </w:p>
-    <w:p>
-      <w:pPr>
-        <w:numPr>
-          <w:ilvl w:val="0"/>
-          <w:numId w:val="657"/>
-        </w:numPr>
-      </w:pPr>
-      <w:r>
         <w:t>1 primary request</w:t>
       </w:r>
     </w:p>
@@ -12413,7 +12585,6 @@
         </w:numPr>
       </w:pPr>
       <w:r>
-        <w:lastRenderedPageBreak/>
         <w:t xml:space="preserve">one version for a </w:t>
       </w:r>
       <w:r>
@@ -12437,6 +12608,7 @@
       <w:bookmarkEnd w:id="193"/>
       <w:bookmarkEnd w:id="196"/>
       <w:r>
+        <w:lastRenderedPageBreak/>
         <w:t>Freer Writing</w:t>
       </w:r>
     </w:p>
@@ -12602,7 +12774,6 @@
         </w:numPr>
       </w:pPr>
       <w:r>
-        <w:lastRenderedPageBreak/>
         <w:t>unclear or implied priorities</w:t>
       </w:r>
     </w:p>
@@ -12635,6 +12806,7 @@
       <w:bookmarkStart w:id="201" w:name="editing-exercise"/>
       <w:bookmarkEnd w:id="200"/>
       <w:r>
+        <w:lastRenderedPageBreak/>
         <w:t>Editing Exercise</w:t>
       </w:r>
     </w:p>
@@ -12775,40 +12947,40 @@
         </w:numPr>
       </w:pPr>
       <w:r>
+        <w:t>3–4 sequenced actions</w:t>
+      </w:r>
+    </w:p>
+    <w:p>
+      <w:pPr>
+        <w:numPr>
+          <w:ilvl w:val="0"/>
+          <w:numId w:val="666"/>
+        </w:numPr>
+      </w:pPr>
+      <w:r>
+        <w:t>dependency relationships</w:t>
+      </w:r>
+    </w:p>
+    <w:p>
+      <w:pPr>
+        <w:numPr>
+          <w:ilvl w:val="0"/>
+          <w:numId w:val="666"/>
+        </w:numPr>
+      </w:pPr>
+      <w:r>
+        <w:t>diplomatic softening</w:t>
+      </w:r>
+    </w:p>
+    <w:p>
+      <w:pPr>
+        <w:numPr>
+          <w:ilvl w:val="0"/>
+          <w:numId w:val="666"/>
+        </w:numPr>
+      </w:pPr>
+      <w:r>
         <w:lastRenderedPageBreak/>
-        <w:t>3–4 sequenced actions</w:t>
-      </w:r>
-    </w:p>
-    <w:p>
-      <w:pPr>
-        <w:numPr>
-          <w:ilvl w:val="0"/>
-          <w:numId w:val="666"/>
-        </w:numPr>
-      </w:pPr>
-      <w:r>
-        <w:t>dependency relationships</w:t>
-      </w:r>
-    </w:p>
-    <w:p>
-      <w:pPr>
-        <w:numPr>
-          <w:ilvl w:val="0"/>
-          <w:numId w:val="666"/>
-        </w:numPr>
-      </w:pPr>
-      <w:r>
-        <w:t>diplomatic softening</w:t>
-      </w:r>
-    </w:p>
-    <w:p>
-      <w:pPr>
-        <w:numPr>
-          <w:ilvl w:val="0"/>
-          <w:numId w:val="666"/>
-        </w:numPr>
-      </w:pPr>
-      <w:r>
         <w:t>a clear next-step statement</w:t>
       </w:r>
     </w:p>
@@ -12816,15 +12988,15 @@
       <w:pPr>
         <w:pStyle w:val="Heading1"/>
       </w:pPr>
-      <w:bookmarkStart w:id="204" w:name="writing-clear-procedures-advanced"/>
-      <w:bookmarkStart w:id="205" w:name="_Toc216306731"/>
-      <w:bookmarkEnd w:id="175"/>
+      <w:bookmarkStart w:id="204" w:name="_Toc216306731"/>
+      <w:bookmarkStart w:id="205" w:name="writing-clear-procedures-advanced"/>
+      <w:bookmarkEnd w:id="176"/>
       <w:bookmarkEnd w:id="203"/>
       <w:r>
         <w:lastRenderedPageBreak/>
         <w:t>8. Writing Clear Procedures (Advanced)</w:t>
       </w:r>
-      <w:bookmarkEnd w:id="205"/>
+      <w:bookmarkEnd w:id="204"/>
     </w:p>
     <w:p>
       <w:pPr>
@@ -13583,7 +13755,6 @@
         </w:numPr>
       </w:pPr>
       <w:r>
-        <w:lastRenderedPageBreak/>
         <w:t>tables (for complex branching)</w:t>
       </w:r>
     </w:p>
@@ -13594,6 +13765,7 @@
       <w:bookmarkStart w:id="221" w:name="practice-c.-improve-formatting"/>
       <w:bookmarkEnd w:id="220"/>
       <w:r>
+        <w:lastRenderedPageBreak/>
         <w:t>Practice C. Improve Formatting</w:t>
       </w:r>
     </w:p>
@@ -13757,7 +13929,6 @@
         </w:numPr>
       </w:pPr>
       <w:r>
-        <w:lastRenderedPageBreak/>
         <w:t>Reviewing an applicant’s corrected submission</w:t>
       </w:r>
     </w:p>
@@ -13784,6 +13955,7 @@
         </w:numPr>
       </w:pPr>
       <w:r>
+        <w:lastRenderedPageBreak/>
         <w:t>steps</w:t>
       </w:r>
     </w:p>
@@ -13945,29 +14117,29 @@
         </w:numPr>
       </w:pPr>
       <w:r>
+        <w:t>clear sequencing</w:t>
+      </w:r>
+    </w:p>
+    <w:p>
+      <w:pPr>
+        <w:numPr>
+          <w:ilvl w:val="0"/>
+          <w:numId w:val="683"/>
+        </w:numPr>
+      </w:pPr>
+      <w:r>
+        <w:t>appropriate conditions</w:t>
+      </w:r>
+    </w:p>
+    <w:p>
+      <w:pPr>
+        <w:numPr>
+          <w:ilvl w:val="0"/>
+          <w:numId w:val="683"/>
+        </w:numPr>
+      </w:pPr>
+      <w:r>
         <w:lastRenderedPageBreak/>
-        <w:t>clear sequencing</w:t>
-      </w:r>
-    </w:p>
-    <w:p>
-      <w:pPr>
-        <w:numPr>
-          <w:ilvl w:val="0"/>
-          <w:numId w:val="683"/>
-        </w:numPr>
-      </w:pPr>
-      <w:r>
-        <w:t>appropriate conditions</w:t>
-      </w:r>
-    </w:p>
-    <w:p>
-      <w:pPr>
-        <w:numPr>
-          <w:ilvl w:val="0"/>
-          <w:numId w:val="683"/>
-        </w:numPr>
-      </w:pPr>
-      <w:r>
         <w:t>at least one exception</w:t>
       </w:r>
     </w:p>
@@ -14145,12 +14317,12 @@
           <w:i/>
           <w:iCs/>
         </w:rPr>
+        <w:t>“Check the document and send a reply. Update if needed. Follow the procedure.”</w:t>
+      </w:r>
+    </w:p>
+    <w:p>
+      <w:r>
         <w:lastRenderedPageBreak/>
-        <w:t>“Check the document and send a reply. Update if needed. Follow the procedure.”</w:t>
-      </w:r>
-    </w:p>
-    <w:p>
-      <w:r>
         <w:t>Add structure, detail, sequencing, and conditions.</w:t>
       </w:r>
     </w:p>
@@ -14276,15 +14448,15 @@
       <w:pPr>
         <w:pStyle w:val="Heading1"/>
       </w:pPr>
-      <w:bookmarkStart w:id="234" w:name="change-management-writing"/>
-      <w:bookmarkStart w:id="235" w:name="_Toc216306732"/>
-      <w:bookmarkEnd w:id="204"/>
+      <w:bookmarkStart w:id="234" w:name="_Toc216306732"/>
+      <w:bookmarkStart w:id="235" w:name="change-management-writing"/>
+      <w:bookmarkEnd w:id="205"/>
       <w:bookmarkEnd w:id="233"/>
       <w:r>
         <w:lastRenderedPageBreak/>
         <w:t>9. Change Management Writing</w:t>
       </w:r>
-      <w:bookmarkEnd w:id="235"/>
+      <w:bookmarkEnd w:id="234"/>
     </w:p>
     <w:p>
       <w:pPr>
@@ -14297,7 +14469,16 @@
     </w:p>
     <w:p>
       <w:r>
-        <w:t>This unit develops learners’ ability to write clear, well‑structured explanations related to policy updates, procedural changes, and administrative decisions. By the end of the lesson, learners will be able to:</w:t>
+        <w:t>This unit develops learners’ ability to write clear, well</w:t>
+      </w:r>
+      <w:r>
+        <w:rPr>
+          <w:rFonts w:ascii="Cambria Math" w:hAnsi="Cambria Math" w:cs="Cambria Math"/>
+        </w:rPr>
+        <w:t>‑</w:t>
+      </w:r>
+      <w:r>
+        <w:t>structured explanations related to policy updates, procedural changes, and administrative decisions. By the end of the lesson, learners will be able to:</w:t>
       </w:r>
     </w:p>
     <w:p>
@@ -14551,7 +14732,14 @@
           <w:i/>
           <w:iCs/>
         </w:rPr>
-        <w:t>“Please note that the procedure for reviewing applicant submissions has been updated, effective 15 September. The revised steps introduce a new verification check in Step 2 and remove the requirement for applicants to provide supporting documents at the preliminary stage. These changes aim to improve processing efficiency and ensure consistency across agencies. We would appreciate it if you could begin using the updated form attached and discontinue use of the previous version. Should any questions arise, please feel free to contact our office.”</w:t>
+        <w:t>“Please note that the procedure for reviewing applicant submissions has been updated, effective 15 September. The revised steps introduce a new verification check in Step 2 and remove the requirement for applicants to provide supporting documents at the preliminary stage. These changes aim to improve processing efficiency and ensure consistency across agencies. We would appreciate it if you could begin using the updated form attached and discontinue use of the previous version. Should any questions arise, p</w:t>
+      </w:r>
+      <w:r>
+        <w:rPr>
+          <w:i/>
+          <w:iCs/>
+        </w:rPr>
+        <w:t>lease feel free to contact our office.”</w:t>
       </w:r>
     </w:p>
     <w:p>
@@ -15692,29 +15880,29 @@
       <w:bookmarkStart w:id="260" w:name="peer-review-questions-2"/>
       <w:bookmarkEnd w:id="259"/>
       <w:r>
+        <w:t>Peer Review Questions</w:t>
+      </w:r>
+    </w:p>
+    <w:p>
+      <w:pPr>
+        <w:numPr>
+          <w:ilvl w:val="0"/>
+          <w:numId w:val="707"/>
+        </w:numPr>
+      </w:pPr>
+      <w:r>
+        <w:t>Is the change clearly described?</w:t>
+      </w:r>
+    </w:p>
+    <w:p>
+      <w:pPr>
+        <w:numPr>
+          <w:ilvl w:val="0"/>
+          <w:numId w:val="707"/>
+        </w:numPr>
+      </w:pPr>
+      <w:r>
         <w:lastRenderedPageBreak/>
-        <w:t>Peer Review Questions</w:t>
-      </w:r>
-    </w:p>
-    <w:p>
-      <w:pPr>
-        <w:numPr>
-          <w:ilvl w:val="0"/>
-          <w:numId w:val="707"/>
-        </w:numPr>
-      </w:pPr>
-      <w:r>
-        <w:t>Is the change clearly described?</w:t>
-      </w:r>
-    </w:p>
-    <w:p>
-      <w:pPr>
-        <w:numPr>
-          <w:ilvl w:val="0"/>
-          <w:numId w:val="707"/>
-        </w:numPr>
-      </w:pPr>
-      <w:r>
         <w:t>Is the rationale convincing and appropriate?</w:t>
       </w:r>
     </w:p>
@@ -15900,7 +16088,6 @@
         </w:numPr>
       </w:pPr>
       <w:r>
-        <w:lastRenderedPageBreak/>
         <w:t>required actions</w:t>
       </w:r>
     </w:p>
@@ -15912,6 +16099,7 @@
       <w:bookmarkEnd w:id="261"/>
       <w:bookmarkEnd w:id="263"/>
       <w:r>
+        <w:lastRenderedPageBreak/>
         <w:t>Extension Task</w:t>
       </w:r>
     </w:p>
@@ -15939,7 +16127,16 @@
         </w:numPr>
       </w:pPr>
       <w:r>
-        <w:t xml:space="preserve">Create a two‑column comparison: </w:t>
+        <w:t>Create a two</w:t>
+      </w:r>
+      <w:r>
+        <w:rPr>
+          <w:rFonts w:ascii="Cambria Math" w:hAnsi="Cambria Math" w:cs="Cambria Math"/>
+        </w:rPr>
+        <w:t>‑</w:t>
+      </w:r>
+      <w:r>
+        <w:t xml:space="preserve">column comparison: </w:t>
       </w:r>
       <w:r>
         <w:rPr>
@@ -16058,15 +16255,15 @@
       <w:pPr>
         <w:pStyle w:val="Heading1"/>
       </w:pPr>
-      <w:bookmarkStart w:id="266" w:name="explaining-complex-issues"/>
-      <w:bookmarkStart w:id="267" w:name="_Toc216306733"/>
-      <w:bookmarkEnd w:id="234"/>
+      <w:bookmarkStart w:id="266" w:name="_Toc216306733"/>
+      <w:bookmarkStart w:id="267" w:name="explaining-complex-issues"/>
+      <w:bookmarkEnd w:id="235"/>
       <w:bookmarkEnd w:id="265"/>
       <w:r>
         <w:lastRenderedPageBreak/>
         <w:t>10. Explaining Complex Issues</w:t>
       </w:r>
-      <w:bookmarkEnd w:id="267"/>
+      <w:bookmarkEnd w:id="266"/>
     </w:p>
     <w:p>
       <w:pPr>
@@ -16201,7 +16398,6 @@
       <w:bookmarkStart w:id="271" w:name="activity-2.-identify-the-problem"/>
       <w:bookmarkEnd w:id="270"/>
       <w:r>
-        <w:lastRenderedPageBreak/>
         <w:t>Activity 2. Identify the Problem</w:t>
       </w:r>
     </w:p>
@@ -16219,6 +16415,7 @@
           <w:i/>
           <w:iCs/>
         </w:rPr>
+        <w:lastRenderedPageBreak/>
         <w:t>“The review is delayed because many things are unclear and we need more information.”</w:t>
       </w:r>
     </w:p>
@@ -16326,40 +16523,40 @@
         </w:numPr>
       </w:pPr>
       <w:r>
+        <w:t>structure</w:t>
+      </w:r>
+    </w:p>
+    <w:p>
+      <w:pPr>
+        <w:numPr>
+          <w:ilvl w:val="0"/>
+          <w:numId w:val="716"/>
+        </w:numPr>
+      </w:pPr>
+      <w:r>
+        <w:t>level of detail</w:t>
+      </w:r>
+    </w:p>
+    <w:p>
+      <w:pPr>
+        <w:numPr>
+          <w:ilvl w:val="0"/>
+          <w:numId w:val="716"/>
+        </w:numPr>
+      </w:pPr>
+      <w:r>
+        <w:t>clarity of factors</w:t>
+      </w:r>
+    </w:p>
+    <w:p>
+      <w:pPr>
+        <w:numPr>
+          <w:ilvl w:val="0"/>
+          <w:numId w:val="716"/>
+        </w:numPr>
+      </w:pPr>
+      <w:r>
         <w:lastRenderedPageBreak/>
-        <w:t>structure</w:t>
-      </w:r>
-    </w:p>
-    <w:p>
-      <w:pPr>
-        <w:numPr>
-          <w:ilvl w:val="0"/>
-          <w:numId w:val="716"/>
-        </w:numPr>
-      </w:pPr>
-      <w:r>
-        <w:t>level of detail</w:t>
-      </w:r>
-    </w:p>
-    <w:p>
-      <w:pPr>
-        <w:numPr>
-          <w:ilvl w:val="0"/>
-          <w:numId w:val="716"/>
-        </w:numPr>
-      </w:pPr>
-      <w:r>
-        <w:t>clarity of factors</w:t>
-      </w:r>
-    </w:p>
-    <w:p>
-      <w:pPr>
-        <w:numPr>
-          <w:ilvl w:val="0"/>
-          <w:numId w:val="716"/>
-        </w:numPr>
-      </w:pPr>
-      <w:r>
         <w:t>tone and neutrality</w:t>
       </w:r>
     </w:p>
@@ -16556,7 +16753,6 @@
       <w:bookmarkStart w:id="279" w:name="practice-a.-identify-the-structure"/>
       <w:bookmarkEnd w:id="278"/>
       <w:r>
-        <w:lastRenderedPageBreak/>
         <w:t>Practice A. Identify the Structure</w:t>
       </w:r>
     </w:p>
@@ -16622,6 +16818,7 @@
           <w:i/>
           <w:iCs/>
         </w:rPr>
+        <w:lastRenderedPageBreak/>
         <w:t>As a result, the verification stage has been postponed.</w:t>
       </w:r>
     </w:p>
@@ -16861,7 +17058,6 @@
           <w:i/>
           <w:iCs/>
         </w:rPr>
-        <w:lastRenderedPageBreak/>
         <w:t>This will allow us to…</w:t>
       </w:r>
     </w:p>
@@ -16887,6 +17083,7 @@
       <w:bookmarkStart w:id="283" w:name="practice-c.-add-an-impact-statement"/>
       <w:bookmarkEnd w:id="282"/>
       <w:r>
+        <w:lastRenderedPageBreak/>
         <w:t>Practice C. Add an Impact Statement</w:t>
       </w:r>
     </w:p>
@@ -17066,7 +17263,6 @@
         </w:numPr>
       </w:pPr>
       <w:r>
-        <w:lastRenderedPageBreak/>
         <w:t>details</w:t>
       </w:r>
     </w:p>
@@ -17099,6 +17295,7 @@
       <w:bookmarkStart w:id="287" w:name="activity-3.-reorganise-for-clarity"/>
       <w:bookmarkEnd w:id="286"/>
       <w:r>
+        <w:lastRenderedPageBreak/>
         <w:t>Activity 3. Reorganise for Clarity</w:t>
       </w:r>
     </w:p>
@@ -17259,7 +17456,6 @@
       <w:bookmarkStart w:id="290" w:name="peer-review-questions-3"/>
       <w:bookmarkEnd w:id="289"/>
       <w:r>
-        <w:lastRenderedPageBreak/>
         <w:t>Peer Review Questions</w:t>
       </w:r>
     </w:p>
@@ -17315,6 +17511,7 @@
       <w:bookmarkEnd w:id="288"/>
       <w:bookmarkEnd w:id="290"/>
       <w:r>
+        <w:lastRenderedPageBreak/>
         <w:t>Editing Skills</w:t>
       </w:r>
     </w:p>
@@ -17449,7 +17646,6 @@
         </w:numPr>
       </w:pPr>
       <w:r>
-        <w:lastRenderedPageBreak/>
         <w:t>impact</w:t>
       </w:r>
     </w:p>
@@ -17488,6 +17684,7 @@
         </w:numPr>
       </w:pPr>
       <w:r>
+        <w:lastRenderedPageBreak/>
         <w:t>Rewrite a complex explanation from your workplace.</w:t>
       </w:r>
     </w:p>
@@ -17597,15 +17794,15 @@
       <w:pPr>
         <w:pStyle w:val="Heading1"/>
       </w:pPr>
-      <w:bookmarkStart w:id="296" w:name="executive-level-meeting-summaries"/>
-      <w:bookmarkStart w:id="297" w:name="_Toc216306734"/>
-      <w:bookmarkEnd w:id="266"/>
+      <w:bookmarkStart w:id="296" w:name="_Toc216306734"/>
+      <w:bookmarkStart w:id="297" w:name="executive-level-meeting-summaries"/>
+      <w:bookmarkEnd w:id="267"/>
       <w:bookmarkEnd w:id="295"/>
       <w:r>
         <w:lastRenderedPageBreak/>
         <w:t>11. Executive-Level Meeting Summaries</w:t>
       </w:r>
-      <w:bookmarkEnd w:id="297"/>
+      <w:bookmarkEnd w:id="296"/>
     </w:p>
     <w:p>
       <w:pPr>
@@ -19295,15 +19492,24 @@
       <w:pPr>
         <w:pStyle w:val="Heading1"/>
       </w:pPr>
-      <w:bookmarkStart w:id="326" w:name="highlevel-external-inquiries"/>
-      <w:bookmarkStart w:id="327" w:name="_Toc216306735"/>
-      <w:bookmarkEnd w:id="296"/>
+      <w:bookmarkStart w:id="326" w:name="_Toc216306735"/>
+      <w:bookmarkStart w:id="327" w:name="highlevel-external-inquiries"/>
+      <w:bookmarkEnd w:id="297"/>
       <w:bookmarkEnd w:id="325"/>
       <w:r>
         <w:lastRenderedPageBreak/>
-        <w:t>12. High‑Level External Inquiries</w:t>
-      </w:r>
-      <w:bookmarkEnd w:id="327"/>
+        <w:t>12. High</w:t>
+      </w:r>
+      <w:r>
+        <w:rPr>
+          <w:rFonts w:ascii="Cambria Math" w:hAnsi="Cambria Math" w:cs="Cambria Math"/>
+        </w:rPr>
+        <w:t>‑</w:t>
+      </w:r>
+      <w:r>
+        <w:t>Level External Inquiries</w:t>
+      </w:r>
+      <w:bookmarkEnd w:id="326"/>
     </w:p>
     <w:p>
       <w:pPr>
@@ -19327,7 +19533,16 @@
         </w:numPr>
       </w:pPr>
       <w:r>
-        <w:t>write clear, well‑structured inquiries requesting information or clarification</w:t>
+        <w:t>write clear, well</w:t>
+      </w:r>
+      <w:r>
+        <w:rPr>
+          <w:rFonts w:ascii="Cambria Math" w:hAnsi="Cambria Math" w:cs="Cambria Math"/>
+        </w:rPr>
+        <w:t>‑</w:t>
+      </w:r>
+      <w:r>
+        <w:t>structured inquiries requesting information or clarification</w:t>
       </w:r>
     </w:p>
     <w:p>
@@ -19438,7 +19653,6 @@
       <w:bookmarkStart w:id="331" w:name="activity-2.-missing-information"/>
       <w:bookmarkEnd w:id="330"/>
       <w:r>
-        <w:lastRenderedPageBreak/>
         <w:t>Activity 2. Missing Information</w:t>
       </w:r>
     </w:p>
@@ -19456,6 +19670,7 @@
           <w:i/>
           <w:iCs/>
         </w:rPr>
+        <w:lastRenderedPageBreak/>
         <w:t>“Can you tell us what is happening with the application?”</w:t>
       </w:r>
     </w:p>
@@ -19563,40 +19778,40 @@
         </w:numPr>
       </w:pPr>
       <w:r>
+        <w:t>clarity of questions</w:t>
+      </w:r>
+    </w:p>
+    <w:p>
+      <w:pPr>
+        <w:numPr>
+          <w:ilvl w:val="0"/>
+          <w:numId w:val="760"/>
+        </w:numPr>
+      </w:pPr>
+      <w:r>
+        <w:t>background information</w:t>
+      </w:r>
+    </w:p>
+    <w:p>
+      <w:pPr>
+        <w:numPr>
+          <w:ilvl w:val="0"/>
+          <w:numId w:val="760"/>
+        </w:numPr>
+      </w:pPr>
+      <w:r>
+        <w:t>diplomatic tone</w:t>
+      </w:r>
+    </w:p>
+    <w:p>
+      <w:pPr>
+        <w:numPr>
+          <w:ilvl w:val="0"/>
+          <w:numId w:val="760"/>
+        </w:numPr>
+      </w:pPr>
+      <w:r>
         <w:lastRenderedPageBreak/>
-        <w:t>clarity of questions</w:t>
-      </w:r>
-    </w:p>
-    <w:p>
-      <w:pPr>
-        <w:numPr>
-          <w:ilvl w:val="0"/>
-          <w:numId w:val="760"/>
-        </w:numPr>
-      </w:pPr>
-      <w:r>
-        <w:t>background information</w:t>
-      </w:r>
-    </w:p>
-    <w:p>
-      <w:pPr>
-        <w:numPr>
-          <w:ilvl w:val="0"/>
-          <w:numId w:val="760"/>
-        </w:numPr>
-      </w:pPr>
-      <w:r>
-        <w:t>diplomatic tone</w:t>
-      </w:r>
-    </w:p>
-    <w:p>
-      <w:pPr>
-        <w:numPr>
-          <w:ilvl w:val="0"/>
-          <w:numId w:val="760"/>
-        </w:numPr>
-      </w:pPr>
-      <w:r>
         <w:t>precision and structure</w:t>
       </w:r>
     </w:p>
@@ -19679,12 +19894,30 @@
         </w:numPr>
       </w:pPr>
       <w:r>
-        <w:t>next steps or follow‑up</w:t>
-      </w:r>
-    </w:p>
-    <w:p>
-      <w:r>
-        <w:t>Discuss: Why do international offices respond more quickly to well‑structured inquiries?</w:t>
+        <w:t>next steps or follow</w:t>
+      </w:r>
+      <w:r>
+        <w:rPr>
+          <w:rFonts w:ascii="Cambria Math" w:hAnsi="Cambria Math" w:cs="Cambria Math"/>
+        </w:rPr>
+        <w:t>‑</w:t>
+      </w:r>
+      <w:r>
+        <w:t>up</w:t>
+      </w:r>
+    </w:p>
+    <w:p>
+      <w:r>
+        <w:t>Discuss: Why do international offices respond more quickly to well</w:t>
+      </w:r>
+      <w:r>
+        <w:rPr>
+          <w:rFonts w:ascii="Cambria Math" w:hAnsi="Cambria Math" w:cs="Cambria Math"/>
+        </w:rPr>
+        <w:t>‑</w:t>
+      </w:r>
+      <w:r>
+        <w:t>structured inquiries?</w:t>
       </w:r>
     </w:p>
     <w:p>
@@ -19760,7 +19993,6 @@
           <w:i/>
           <w:iCs/>
         </w:rPr>
-        <w:lastRenderedPageBreak/>
         <w:t>We are writing to confirm…</w:t>
       </w:r>
     </w:p>
@@ -19801,6 +20033,7 @@
       <w:bookmarkStart w:id="339" w:name="practice-a.-add-context"/>
       <w:bookmarkEnd w:id="338"/>
       <w:r>
+        <w:lastRenderedPageBreak/>
         <w:t>Practice A. Add Context</w:t>
       </w:r>
     </w:p>
@@ -20012,7 +20245,6 @@
           <w:b/>
           <w:bCs/>
         </w:rPr>
-        <w:lastRenderedPageBreak/>
         <w:t>Example:</w:t>
       </w:r>
       <w:r>
@@ -20076,6 +20308,7 @@
           <w:i/>
           <w:iCs/>
         </w:rPr>
+        <w:lastRenderedPageBreak/>
         <w:t>We would be grateful if you could…</w:t>
       </w:r>
     </w:p>
@@ -20233,7 +20466,16 @@
     </w:p>
     <w:p>
       <w:r>
-        <w:t>Rewrite with clear next‑step information:</w:t>
+        <w:t>Rewrite with clear next</w:t>
+      </w:r>
+      <w:r>
+        <w:rPr>
+          <w:rFonts w:ascii="Cambria Math" w:hAnsi="Cambria Math" w:cs="Cambria Math"/>
+        </w:rPr>
+        <w:t>‑</w:t>
+      </w:r>
+      <w:r>
+        <w:t>step information:</w:t>
       </w:r>
     </w:p>
     <w:p>
@@ -20274,22 +20516,44 @@
       <w:bookmarkEnd w:id="337"/>
       <w:bookmarkEnd w:id="345"/>
       <w:r>
+        <w:t>Guided Writing</w:t>
+      </w:r>
+    </w:p>
+    <w:p>
+      <w:pPr>
+        <w:pStyle w:val="Heading3"/>
+      </w:pPr>
+      <w:bookmarkStart w:id="347" w:name="activity-1.-rewrite-the-original-inquiry"/>
+      <w:r>
+        <w:t>Activity 1. Rewrite the Original Inquiry</w:t>
+      </w:r>
+    </w:p>
+    <w:p>
+      <w:r>
+        <w:t>Rewrite the original text using:</w:t>
+      </w:r>
+    </w:p>
+    <w:p>
+      <w:pPr>
+        <w:numPr>
+          <w:ilvl w:val="0"/>
+          <w:numId w:val="770"/>
+        </w:numPr>
+      </w:pPr>
+      <w:r>
+        <w:t>context</w:t>
+      </w:r>
+    </w:p>
+    <w:p>
+      <w:pPr>
+        <w:numPr>
+          <w:ilvl w:val="0"/>
+          <w:numId w:val="770"/>
+        </w:numPr>
+      </w:pPr>
+      <w:r>
         <w:lastRenderedPageBreak/>
-        <w:t>Guided Writing</w:t>
-      </w:r>
-    </w:p>
-    <w:p>
-      <w:pPr>
-        <w:pStyle w:val="Heading3"/>
-      </w:pPr>
-      <w:bookmarkStart w:id="347" w:name="activity-1.-rewrite-the-original-inquiry"/>
-      <w:r>
-        <w:t>Activity 1. Rewrite the Original Inquiry</w:t>
-      </w:r>
-    </w:p>
-    <w:p>
-      <w:r>
-        <w:t>Rewrite the original text using:</w:t>
+        <w:t>specific, answerable questions</w:t>
       </w:r>
     </w:p>
     <w:p>
@@ -20300,7 +20564,7 @@
         </w:numPr>
       </w:pPr>
       <w:r>
-        <w:t>context</w:t>
+        <w:t>diplomatic softening</w:t>
       </w:r>
     </w:p>
     <w:p>
@@ -20311,29 +20575,16 @@
         </w:numPr>
       </w:pPr>
       <w:r>
-        <w:t>specific, answerable questions</w:t>
-      </w:r>
-    </w:p>
-    <w:p>
-      <w:pPr>
-        <w:numPr>
-          <w:ilvl w:val="0"/>
-          <w:numId w:val="770"/>
-        </w:numPr>
-      </w:pPr>
-      <w:r>
-        <w:t>diplomatic softening</w:t>
-      </w:r>
-    </w:p>
-    <w:p>
-      <w:pPr>
-        <w:numPr>
-          <w:ilvl w:val="0"/>
-          <w:numId w:val="770"/>
-        </w:numPr>
-      </w:pPr>
-      <w:r>
-        <w:t>next‑step information</w:t>
+        <w:t>next</w:t>
+      </w:r>
+      <w:r>
+        <w:rPr>
+          <w:rFonts w:ascii="Cambria Math" w:hAnsi="Cambria Math" w:cs="Cambria Math"/>
+        </w:rPr>
+        <w:t>‑</w:t>
+      </w:r>
+      <w:r>
+        <w:t>step information</w:t>
       </w:r>
     </w:p>
     <w:p>
@@ -20430,7 +20681,16 @@
         </w:numPr>
       </w:pPr>
       <w:r>
-        <w:t>next‑step information</w:t>
+        <w:t>next</w:t>
+      </w:r>
+      <w:r>
+        <w:rPr>
+          <w:rFonts w:ascii="Cambria Math" w:hAnsi="Cambria Math" w:cs="Cambria Math"/>
+        </w:rPr>
+        <w:t>‑</w:t>
+      </w:r>
+      <w:r>
+        <w:t>step information</w:t>
       </w:r>
     </w:p>
     <w:p>
@@ -20468,22 +20728,33 @@
       <w:bookmarkEnd w:id="346"/>
       <w:bookmarkEnd w:id="349"/>
       <w:r>
+        <w:t>Freer Writing</w:t>
+      </w:r>
+    </w:p>
+    <w:p>
+      <w:pPr>
+        <w:pStyle w:val="Heading3"/>
+      </w:pPr>
+      <w:bookmarkStart w:id="351" w:name="X3109c1ed9893fd00613f2e9a5f12ac7982abf37"/>
+      <w:r>
+        <w:t>Task. Write a 10–12 Sentence External Inquiry</w:t>
+      </w:r>
+    </w:p>
+    <w:p>
+      <w:r>
+        <w:t>Choose one:</w:t>
+      </w:r>
+    </w:p>
+    <w:p>
+      <w:pPr>
+        <w:numPr>
+          <w:ilvl w:val="0"/>
+          <w:numId w:val="773"/>
+        </w:numPr>
+      </w:pPr>
+      <w:r>
         <w:lastRenderedPageBreak/>
-        <w:t>Freer Writing</w:t>
-      </w:r>
-    </w:p>
-    <w:p>
-      <w:pPr>
-        <w:pStyle w:val="Heading3"/>
-      </w:pPr>
-      <w:bookmarkStart w:id="351" w:name="X3109c1ed9893fd00613f2e9a5f12ac7982abf37"/>
-      <w:r>
-        <w:t>Task. Write a 10–12 Sentence External Inquiry</w:t>
-      </w:r>
-    </w:p>
-    <w:p>
-      <w:r>
-        <w:t>Choose one:</w:t>
+        <w:t>Inquiry to a foreign office about processing delays</w:t>
       </w:r>
     </w:p>
     <w:p>
@@ -20494,7 +20765,7 @@
         </w:numPr>
       </w:pPr>
       <w:r>
-        <w:t>Inquiry to a foreign office about processing delays</w:t>
+        <w:t>Inquiry to a domestic agency about conflicting documentation</w:t>
       </w:r>
     </w:p>
     <w:p>
@@ -20505,17 +20776,6 @@
         </w:numPr>
       </w:pPr>
       <w:r>
-        <w:t>Inquiry to a domestic agency about conflicting documentation</w:t>
-      </w:r>
-    </w:p>
-    <w:p>
-      <w:pPr>
-        <w:numPr>
-          <w:ilvl w:val="0"/>
-          <w:numId w:val="773"/>
-        </w:numPr>
-      </w:pPr>
-      <w:r>
         <w:t>Inquiry regarding updates to procedural guidelines</w:t>
       </w:r>
     </w:p>
@@ -20565,7 +20825,16 @@
         </w:numPr>
       </w:pPr>
       <w:r>
-        <w:t>timeline or next‑step references</w:t>
+        <w:t>timeline or next</w:t>
+      </w:r>
+      <w:r>
+        <w:rPr>
+          <w:rFonts w:ascii="Cambria Math" w:hAnsi="Cambria Math" w:cs="Cambria Math"/>
+        </w:rPr>
+        <w:t>‑</w:t>
+      </w:r>
+      <w:r>
+        <w:t>step references</w:t>
       </w:r>
     </w:p>
     <w:p>
@@ -20666,41 +20935,50 @@
         </w:numPr>
       </w:pPr>
       <w:r>
+        <w:t>lacks context</w:t>
+      </w:r>
+    </w:p>
+    <w:p>
+      <w:pPr>
+        <w:numPr>
+          <w:ilvl w:val="0"/>
+          <w:numId w:val="776"/>
+        </w:numPr>
+      </w:pPr>
+      <w:r>
+        <w:t>contains vague or unanswerable questions</w:t>
+      </w:r>
+    </w:p>
+    <w:p>
+      <w:pPr>
+        <w:numPr>
+          <w:ilvl w:val="0"/>
+          <w:numId w:val="776"/>
+        </w:numPr>
+      </w:pPr>
+      <w:r>
+        <w:t>uses overly direct or informal language</w:t>
+      </w:r>
+    </w:p>
+    <w:p>
+      <w:pPr>
+        <w:numPr>
+          <w:ilvl w:val="0"/>
+          <w:numId w:val="776"/>
+        </w:numPr>
+      </w:pPr>
+      <w:r>
         <w:lastRenderedPageBreak/>
-        <w:t>lacks context</w:t>
-      </w:r>
-    </w:p>
-    <w:p>
-      <w:pPr>
-        <w:numPr>
-          <w:ilvl w:val="0"/>
-          <w:numId w:val="776"/>
-        </w:numPr>
-      </w:pPr>
-      <w:r>
-        <w:t>contains vague or unanswerable questions</w:t>
-      </w:r>
-    </w:p>
-    <w:p>
-      <w:pPr>
-        <w:numPr>
-          <w:ilvl w:val="0"/>
-          <w:numId w:val="776"/>
-        </w:numPr>
-      </w:pPr>
-      <w:r>
-        <w:t>uses overly direct or informal language</w:t>
-      </w:r>
-    </w:p>
-    <w:p>
-      <w:pPr>
-        <w:numPr>
-          <w:ilvl w:val="0"/>
-          <w:numId w:val="776"/>
-        </w:numPr>
-      </w:pPr>
-      <w:r>
-        <w:t>omits next‑step information</w:t>
+        <w:t>omits next</w:t>
+      </w:r>
+      <w:r>
+        <w:rPr>
+          <w:rFonts w:ascii="Cambria Math" w:hAnsi="Cambria Math" w:cs="Cambria Math"/>
+        </w:rPr>
+        <w:t>‑</w:t>
+      </w:r>
+      <w:r>
+        <w:t>step information</w:t>
       </w:r>
     </w:p>
     <w:p>
@@ -20836,7 +21114,16 @@
         </w:numPr>
       </w:pPr>
       <w:r>
-        <w:t>Analyse an external inquiry you received and evaluate whether it was well‑structured.</w:t>
+        <w:t>Analyse an external inquiry you received and evaluate whether it was well</w:t>
+      </w:r>
+      <w:r>
+        <w:rPr>
+          <w:rFonts w:ascii="Cambria Math" w:hAnsi="Cambria Math" w:cs="Cambria Math"/>
+        </w:rPr>
+        <w:t>‑</w:t>
+      </w:r>
+      <w:r>
+        <w:t>structured.</w:t>
       </w:r>
     </w:p>
     <w:p>
@@ -20906,7 +21193,16 @@
         </w:numPr>
       </w:pPr>
       <w:r>
-        <w:t>timeline or next‑step information</w:t>
+        <w:t>timeline or next</w:t>
+      </w:r>
+      <w:r>
+        <w:rPr>
+          <w:rFonts w:ascii="Cambria Math" w:hAnsi="Cambria Math" w:cs="Cambria Math"/>
+        </w:rPr>
+        <w:t>‑</w:t>
+      </w:r>
+      <w:r>
+        <w:t>step information</w:t>
       </w:r>
     </w:p>
     <w:p>
@@ -20924,15 +21220,15 @@
       <w:pPr>
         <w:pStyle w:val="Heading1"/>
       </w:pPr>
-      <w:bookmarkStart w:id="358" w:name="writing-for-risk-impact-assessment"/>
-      <w:bookmarkStart w:id="359" w:name="_Toc216306736"/>
-      <w:bookmarkEnd w:id="326"/>
+      <w:bookmarkStart w:id="358" w:name="_Toc216306736"/>
+      <w:bookmarkStart w:id="359" w:name="writing-for-risk-impact-assessment"/>
+      <w:bookmarkEnd w:id="327"/>
       <w:bookmarkEnd w:id="357"/>
       <w:r>
         <w:lastRenderedPageBreak/>
         <w:t>13. Writing for Risk &amp; Impact Assessment</w:t>
       </w:r>
-      <w:bookmarkEnd w:id="359"/>
+      <w:bookmarkEnd w:id="358"/>
     </w:p>
     <w:p>
       <w:pPr>
@@ -21469,7 +21765,6 @@
           <w:i/>
           <w:iCs/>
         </w:rPr>
-        <w:lastRenderedPageBreak/>
         <w:t>A potential issue relates to…</w:t>
       </w:r>
     </w:p>
@@ -21480,6 +21775,7 @@
       <w:bookmarkStart w:id="371" w:name="practice-a.-identify-the-risk"/>
       <w:bookmarkEnd w:id="370"/>
       <w:r>
+        <w:lastRenderedPageBreak/>
         <w:t>Practice A. Identify the Risk</w:t>
       </w:r>
     </w:p>
@@ -21739,7 +22035,6 @@
           <w:i/>
           <w:iCs/>
         </w:rPr>
-        <w:lastRenderedPageBreak/>
         <w:t>To mitigate this issue…</w:t>
       </w:r>
     </w:p>
@@ -21765,6 +22060,7 @@
       <w:bookmarkStart w:id="375" w:name="practice-c.-add-mitigation"/>
       <w:bookmarkEnd w:id="374"/>
       <w:r>
+        <w:lastRenderedPageBreak/>
         <w:t>Practice C. Add Mitigation</w:t>
       </w:r>
     </w:p>
@@ -21944,7 +22240,6 @@
         </w:numPr>
       </w:pPr>
       <w:r>
-        <w:lastRenderedPageBreak/>
         <w:t>cause</w:t>
       </w:r>
     </w:p>
@@ -21977,6 +22272,7 @@
       <w:bookmarkStart w:id="379" w:name="activity-3.-reorganise-for-logic"/>
       <w:bookmarkEnd w:id="378"/>
       <w:r>
+        <w:lastRenderedPageBreak/>
         <w:t>Activity 3. Reorganise for Logic</w:t>
       </w:r>
     </w:p>
@@ -22159,7 +22455,6 @@
         </w:numPr>
       </w:pPr>
       <w:r>
-        <w:lastRenderedPageBreak/>
         <w:t>Are impacts realistic and appropriately explained?</w:t>
       </w:r>
     </w:p>
@@ -22182,6 +22477,7 @@
       <w:bookmarkEnd w:id="380"/>
       <w:bookmarkEnd w:id="382"/>
       <w:r>
+        <w:lastRenderedPageBreak/>
         <w:t>Editing Skills</w:t>
       </w:r>
     </w:p>
@@ -22327,34 +22623,34 @@
       <w:bookmarkEnd w:id="383"/>
       <w:bookmarkEnd w:id="385"/>
       <w:r>
+        <w:t>Extension Task</w:t>
+      </w:r>
+    </w:p>
+    <w:p>
+      <w:r>
+        <w:t>Choose one:</w:t>
+      </w:r>
+    </w:p>
+    <w:p>
+      <w:pPr>
+        <w:numPr>
+          <w:ilvl w:val="0"/>
+          <w:numId w:val="799"/>
+        </w:numPr>
+      </w:pPr>
+      <w:r>
+        <w:t>Rewrite a real risk/impact description from your workplace.</w:t>
+      </w:r>
+    </w:p>
+    <w:p>
+      <w:pPr>
+        <w:numPr>
+          <w:ilvl w:val="0"/>
+          <w:numId w:val="799"/>
+        </w:numPr>
+      </w:pPr>
+      <w:r>
         <w:lastRenderedPageBreak/>
-        <w:t>Extension Task</w:t>
-      </w:r>
-    </w:p>
-    <w:p>
-      <w:r>
-        <w:t>Choose one:</w:t>
-      </w:r>
-    </w:p>
-    <w:p>
-      <w:pPr>
-        <w:numPr>
-          <w:ilvl w:val="0"/>
-          <w:numId w:val="799"/>
-        </w:numPr>
-      </w:pPr>
-      <w:r>
-        <w:t>Rewrite a real risk/impact description from your workplace.</w:t>
-      </w:r>
-    </w:p>
-    <w:p>
-      <w:pPr>
-        <w:numPr>
-          <w:ilvl w:val="0"/>
-          <w:numId w:val="799"/>
-        </w:numPr>
-      </w:pPr>
-      <w:r>
         <w:t>Turn a long narrative explanation into a risk/impact format.</w:t>
       </w:r>
     </w:p>
@@ -22453,15 +22749,15 @@
       <w:pPr>
         <w:pStyle w:val="Heading1"/>
       </w:pPr>
-      <w:bookmarkStart w:id="388" w:name="writing-complex-multi-audience-messages"/>
-      <w:bookmarkStart w:id="389" w:name="_Toc216306737"/>
-      <w:bookmarkEnd w:id="358"/>
+      <w:bookmarkStart w:id="388" w:name="_Toc216306737"/>
+      <w:bookmarkStart w:id="389" w:name="writing-complex-multi-audience-messages"/>
+      <w:bookmarkEnd w:id="359"/>
       <w:bookmarkEnd w:id="387"/>
       <w:r>
         <w:lastRenderedPageBreak/>
         <w:t>14. Writing Complex Multi-Audience Messages</w:t>
       </w:r>
-      <w:bookmarkEnd w:id="389"/>
+      <w:bookmarkEnd w:id="388"/>
     </w:p>
     <w:p>
       <w:pPr>
@@ -23613,7 +23909,6 @@
         </w:numPr>
       </w:pPr>
       <w:r>
-        <w:lastRenderedPageBreak/>
         <w:t>structure</w:t>
       </w:r>
     </w:p>
@@ -23625,6 +23920,7 @@
       <w:bookmarkEnd w:id="408"/>
       <w:bookmarkEnd w:id="411"/>
       <w:r>
+        <w:lastRenderedPageBreak/>
         <w:t>Freer Writing</w:t>
       </w:r>
     </w:p>
@@ -23786,43 +24082,43 @@
       <w:bookmarkEnd w:id="412"/>
       <w:bookmarkEnd w:id="414"/>
       <w:r>
+        <w:t>Editing Skills</w:t>
+      </w:r>
+    </w:p>
+    <w:p>
+      <w:pPr>
+        <w:pStyle w:val="Heading3"/>
+      </w:pPr>
+      <w:bookmarkStart w:id="416" w:name="editing-checklist-13"/>
+      <w:r>
+        <w:t>Editing Checklist</w:t>
+      </w:r>
+    </w:p>
+    <w:p>
+      <w:r>
+        <w:t>Check whether your writing:</w:t>
+      </w:r>
+    </w:p>
+    <w:p>
+      <w:pPr>
+        <w:numPr>
+          <w:ilvl w:val="0"/>
+          <w:numId w:val="822"/>
+        </w:numPr>
+      </w:pPr>
+      <w:r>
+        <w:t>assumes the reader attended a meeting or read earlier messages</w:t>
+      </w:r>
+    </w:p>
+    <w:p>
+      <w:pPr>
+        <w:numPr>
+          <w:ilvl w:val="0"/>
+          <w:numId w:val="822"/>
+        </w:numPr>
+      </w:pPr>
+      <w:r>
         <w:lastRenderedPageBreak/>
-        <w:t>Editing Skills</w:t>
-      </w:r>
-    </w:p>
-    <w:p>
-      <w:pPr>
-        <w:pStyle w:val="Heading3"/>
-      </w:pPr>
-      <w:bookmarkStart w:id="416" w:name="editing-checklist-13"/>
-      <w:r>
-        <w:t>Editing Checklist</w:t>
-      </w:r>
-    </w:p>
-    <w:p>
-      <w:r>
-        <w:t>Check whether your writing:</w:t>
-      </w:r>
-    </w:p>
-    <w:p>
-      <w:pPr>
-        <w:numPr>
-          <w:ilvl w:val="0"/>
-          <w:numId w:val="822"/>
-        </w:numPr>
-      </w:pPr>
-      <w:r>
-        <w:t>assumes the reader attended a meeting or read earlier messages</w:t>
-      </w:r>
-    </w:p>
-    <w:p>
-      <w:pPr>
-        <w:numPr>
-          <w:ilvl w:val="0"/>
-          <w:numId w:val="822"/>
-        </w:numPr>
-      </w:pPr>
-      <w:r>
         <w:t>lacks context or explanation for external audiences</w:t>
       </w:r>
     </w:p>
@@ -23959,7 +24255,6 @@
         </w:numPr>
       </w:pPr>
       <w:r>
-        <w:lastRenderedPageBreak/>
         <w:t>Convert a long explanation into a layered multi-audience notice.</w:t>
       </w:r>
     </w:p>
@@ -23981,6 +24276,7 @@
       <w:bookmarkStart w:id="419" w:name="homework-13"/>
       <w:bookmarkEnd w:id="418"/>
       <w:r>
+        <w:lastRenderedPageBreak/>
         <w:t>Homework</w:t>
       </w:r>
     </w:p>
@@ -24069,15 +24365,15 @@
       <w:pPr>
         <w:pStyle w:val="Heading1"/>
       </w:pPr>
-      <w:bookmarkStart w:id="420" w:name="drafting-policy-aligned-rationales"/>
-      <w:bookmarkStart w:id="421" w:name="_Toc216306738"/>
-      <w:bookmarkEnd w:id="388"/>
+      <w:bookmarkStart w:id="420" w:name="_Toc216306738"/>
+      <w:bookmarkStart w:id="421" w:name="drafting-policy-aligned-rationales"/>
+      <w:bookmarkEnd w:id="389"/>
       <w:bookmarkEnd w:id="419"/>
       <w:r>
         <w:lastRenderedPageBreak/>
         <w:t>15. Drafting Policy-Aligned Rationales</w:t>
       </w:r>
-      <w:bookmarkEnd w:id="421"/>
+      <w:bookmarkEnd w:id="420"/>
     </w:p>
     <w:p>
       <w:pPr>
@@ -24593,7 +24889,6 @@
       <w:bookmarkStart w:id="434" w:name="providing-logical-reasons"/>
       <w:bookmarkEnd w:id="433"/>
       <w:r>
-        <w:lastRenderedPageBreak/>
         <w:t>2. Providing Logical Reasons</w:t>
       </w:r>
     </w:p>
@@ -24618,6 +24913,7 @@
           <w:b/>
           <w:bCs/>
         </w:rPr>
+        <w:lastRenderedPageBreak/>
         <w:t>Example:</w:t>
       </w:r>
       <w:r>
@@ -24848,7 +25144,6 @@
       <w:bookmarkStart w:id="438" w:name="structuring-a-full-rationale"/>
       <w:bookmarkEnd w:id="437"/>
       <w:r>
-        <w:lastRenderedPageBreak/>
         <w:t>4. Structuring a Full Rationale</w:t>
       </w:r>
     </w:p>
@@ -24884,6 +25179,7 @@
         </w:numPr>
       </w:pPr>
       <w:r>
+        <w:lastRenderedPageBreak/>
         <w:t>State the recommendation</w:t>
       </w:r>
     </w:p>
@@ -25054,45 +25350,45 @@
         </w:numPr>
       </w:pPr>
       <w:r>
+        <w:t>Proposal to adopt a standardised terminology list</w:t>
+      </w:r>
+    </w:p>
+    <w:p>
+      <w:pPr>
+        <w:numPr>
+          <w:ilvl w:val="0"/>
+          <w:numId w:val="839"/>
+        </w:numPr>
+      </w:pPr>
+      <w:r>
+        <w:t>Request to implement a new data verification step</w:t>
+      </w:r>
+    </w:p>
+    <w:p>
+      <w:r>
+        <w:t>Write a 6–8 sentence rationale including:</w:t>
+      </w:r>
+    </w:p>
+    <w:p>
+      <w:pPr>
+        <w:numPr>
+          <w:ilvl w:val="0"/>
+          <w:numId w:val="840"/>
+        </w:numPr>
+      </w:pPr>
+      <w:r>
+        <w:t>policy alignment</w:t>
+      </w:r>
+    </w:p>
+    <w:p>
+      <w:pPr>
+        <w:numPr>
+          <w:ilvl w:val="0"/>
+          <w:numId w:val="840"/>
+        </w:numPr>
+      </w:pPr>
+      <w:r>
         <w:lastRenderedPageBreak/>
-        <w:t>Proposal to adopt a standardised terminology list</w:t>
-      </w:r>
-    </w:p>
-    <w:p>
-      <w:pPr>
-        <w:numPr>
-          <w:ilvl w:val="0"/>
-          <w:numId w:val="839"/>
-        </w:numPr>
-      </w:pPr>
-      <w:r>
-        <w:t>Request to implement a new data verification step</w:t>
-      </w:r>
-    </w:p>
-    <w:p>
-      <w:r>
-        <w:t>Write a 6–8 sentence rationale including:</w:t>
-      </w:r>
-    </w:p>
-    <w:p>
-      <w:pPr>
-        <w:numPr>
-          <w:ilvl w:val="0"/>
-          <w:numId w:val="840"/>
-        </w:numPr>
-      </w:pPr>
-      <w:r>
-        <w:t>policy alignment</w:t>
-      </w:r>
-    </w:p>
-    <w:p>
-      <w:pPr>
-        <w:numPr>
-          <w:ilvl w:val="0"/>
-          <w:numId w:val="840"/>
-        </w:numPr>
-      </w:pPr>
-      <w:r>
         <w:t>reasoning</w:t>
       </w:r>
     </w:p>
@@ -25262,7 +25558,6 @@
         </w:numPr>
       </w:pPr>
       <w:r>
-        <w:lastRenderedPageBreak/>
         <w:t>reasoning and evidence</w:t>
       </w:r>
     </w:p>
@@ -25295,6 +25590,7 @@
       <w:bookmarkStart w:id="446" w:name="peer-review-questions-8"/>
       <w:bookmarkEnd w:id="445"/>
       <w:r>
+        <w:lastRenderedPageBreak/>
         <w:t>Peer Review Questions</w:t>
       </w:r>
     </w:p>
@@ -25446,45 +25742,45 @@
           <w:i/>
           <w:iCs/>
         </w:rPr>
+        <w:t>“We should change the form because it seems old and people don’t like it.”</w:t>
+      </w:r>
+    </w:p>
+    <w:p>
+      <w:r>
+        <w:t>Add:</w:t>
+      </w:r>
+    </w:p>
+    <w:p>
+      <w:pPr>
+        <w:numPr>
+          <w:ilvl w:val="0"/>
+          <w:numId w:val="846"/>
+        </w:numPr>
+      </w:pPr>
+      <w:r>
+        <w:t>policy alignment</w:t>
+      </w:r>
+    </w:p>
+    <w:p>
+      <w:pPr>
+        <w:numPr>
+          <w:ilvl w:val="0"/>
+          <w:numId w:val="846"/>
+        </w:numPr>
+      </w:pPr>
+      <w:r>
+        <w:t>reasoning</w:t>
+      </w:r>
+    </w:p>
+    <w:p>
+      <w:pPr>
+        <w:numPr>
+          <w:ilvl w:val="0"/>
+          <w:numId w:val="846"/>
+        </w:numPr>
+      </w:pPr>
+      <w:r>
         <w:lastRenderedPageBreak/>
-        <w:t>“We should change the form because it seems old and people don’t like it.”</w:t>
-      </w:r>
-    </w:p>
-    <w:p>
-      <w:r>
-        <w:t>Add:</w:t>
-      </w:r>
-    </w:p>
-    <w:p>
-      <w:pPr>
-        <w:numPr>
-          <w:ilvl w:val="0"/>
-          <w:numId w:val="846"/>
-        </w:numPr>
-      </w:pPr>
-      <w:r>
-        <w:t>policy alignment</w:t>
-      </w:r>
-    </w:p>
-    <w:p>
-      <w:pPr>
-        <w:numPr>
-          <w:ilvl w:val="0"/>
-          <w:numId w:val="846"/>
-        </w:numPr>
-      </w:pPr>
-      <w:r>
-        <w:t>reasoning</w:t>
-      </w:r>
-    </w:p>
-    <w:p>
-      <w:pPr>
-        <w:numPr>
-          <w:ilvl w:val="0"/>
-          <w:numId w:val="846"/>
-        </w:numPr>
-      </w:pPr>
-      <w:r>
         <w:t>benefits</w:t>
       </w:r>
     </w:p>
@@ -25610,15 +25906,15 @@
       <w:pPr>
         <w:pStyle w:val="Heading1"/>
       </w:pPr>
-      <w:bookmarkStart w:id="452" w:name="writing-balanced-evaluations"/>
-      <w:bookmarkStart w:id="453" w:name="_Toc216306739"/>
-      <w:bookmarkEnd w:id="420"/>
+      <w:bookmarkStart w:id="452" w:name="_Toc216306739"/>
+      <w:bookmarkStart w:id="453" w:name="writing-balanced-evaluations"/>
+      <w:bookmarkEnd w:id="421"/>
       <w:bookmarkEnd w:id="451"/>
       <w:r>
         <w:lastRenderedPageBreak/>
         <w:t>16. Writing Balanced Evaluations</w:t>
       </w:r>
-      <w:bookmarkEnd w:id="453"/>
+      <w:bookmarkEnd w:id="452"/>
     </w:p>
     <w:p>
       <w:pPr>
@@ -26333,7 +26629,6 @@
         </w:numPr>
       </w:pPr>
       <w:r>
-        <w:lastRenderedPageBreak/>
         <w:t>usability</w:t>
       </w:r>
     </w:p>
@@ -26344,6 +26639,7 @@
       <w:bookmarkStart w:id="467" w:name="practice-b.-add-criteria"/>
       <w:bookmarkEnd w:id="466"/>
       <w:r>
+        <w:lastRenderedPageBreak/>
         <w:t>Practice B. Add Criteria</w:t>
       </w:r>
     </w:p>
@@ -26560,7 +26856,6 @@
         </w:numPr>
       </w:pPr>
       <w:r>
-        <w:lastRenderedPageBreak/>
         <w:t>a recommendation</w:t>
       </w:r>
     </w:p>
@@ -26571,6 +26866,7 @@
       <w:bookmarkStart w:id="472" w:name="activity-2.-evaluate-a-short-text"/>
       <w:bookmarkEnd w:id="471"/>
       <w:r>
+        <w:lastRenderedPageBreak/>
         <w:t>Activity 2. Evaluate a Short Text</w:t>
       </w:r>
     </w:p>
@@ -26746,7 +27042,6 @@
         </w:numPr>
       </w:pPr>
       <w:r>
-        <w:lastRenderedPageBreak/>
         <w:t>recommendations</w:t>
       </w:r>
     </w:p>
@@ -26768,6 +27063,7 @@
       <w:bookmarkStart w:id="476" w:name="peer-review-4"/>
       <w:bookmarkEnd w:id="475"/>
       <w:r>
+        <w:lastRenderedPageBreak/>
         <w:t>Peer Review</w:t>
       </w:r>
     </w:p>
@@ -26929,7 +27225,6 @@
         </w:numPr>
       </w:pPr>
       <w:r>
-        <w:lastRenderedPageBreak/>
         <w:t>criteria</w:t>
       </w:r>
     </w:p>
@@ -26952,6 +27247,7 @@
       <w:bookmarkEnd w:id="477"/>
       <w:bookmarkEnd w:id="479"/>
       <w:r>
+        <w:lastRenderedPageBreak/>
         <w:t>Extension Task</w:t>
       </w:r>
     </w:p>
@@ -27077,15 +27373,15 @@
       <w:pPr>
         <w:pStyle w:val="Heading1"/>
       </w:pPr>
-      <w:bookmarkStart w:id="482" w:name="drafting-executive-briefs"/>
-      <w:bookmarkStart w:id="483" w:name="_Toc216306740"/>
-      <w:bookmarkEnd w:id="452"/>
+      <w:bookmarkStart w:id="482" w:name="_Toc216306740"/>
+      <w:bookmarkStart w:id="483" w:name="drafting-executive-briefs"/>
+      <w:bookmarkEnd w:id="453"/>
       <w:bookmarkEnd w:id="481"/>
       <w:r>
         <w:lastRenderedPageBreak/>
         <w:t>17. Drafting Executive Briefs</w:t>
       </w:r>
-      <w:bookmarkEnd w:id="483"/>
+      <w:bookmarkEnd w:id="482"/>
     </w:p>
     <w:p>
       <w:pPr>
@@ -27098,7 +27394,16 @@
     </w:p>
     <w:p>
       <w:r>
-        <w:t>Executive briefs summarise high-level issues for decision‑makers who require clarity, relevance, and efficiency. This unit trains learners to:</w:t>
+        <w:t>Executive briefs summarise high-level issues for decision</w:t>
+      </w:r>
+      <w:r>
+        <w:rPr>
+          <w:rFonts w:ascii="Cambria Math" w:hAnsi="Cambria Math" w:cs="Cambria Math"/>
+        </w:rPr>
+        <w:t>‑</w:t>
+      </w:r>
+      <w:r>
+        <w:t>makers who require clarity, relevance, and efficiency. This unit trains learners to:</w:t>
       </w:r>
     </w:p>
     <w:p>
@@ -27564,6 +27869,261 @@
           <w:b/>
           <w:bCs/>
         </w:rPr>
+        <w:t>Example:</w:t>
+      </w:r>
+      <w:r>
+        <w:t xml:space="preserve"> </w:t>
+      </w:r>
+      <w:r>
+        <w:rPr>
+          <w:i/>
+          <w:iCs/>
+        </w:rPr>
+        <w:t>This brief summarises the issues discussed during the 12 January coordination meeting regarding applicant communication.</w:t>
+      </w:r>
+    </w:p>
+    <w:p>
+      <w:pPr>
+        <w:pStyle w:val="BodyText"/>
+      </w:pPr>
+      <w:r>
+        <w:lastRenderedPageBreak/>
+        <w:t>Useful expressions:</w:t>
+      </w:r>
+    </w:p>
+    <w:p>
+      <w:pPr>
+        <w:numPr>
+          <w:ilvl w:val="0"/>
+          <w:numId w:val="877"/>
+        </w:numPr>
+      </w:pPr>
+      <w:r>
+        <w:rPr>
+          <w:i/>
+          <w:iCs/>
+        </w:rPr>
+        <w:t>This brief summarises…</w:t>
+      </w:r>
+    </w:p>
+    <w:p>
+      <w:pPr>
+        <w:numPr>
+          <w:ilvl w:val="0"/>
+          <w:numId w:val="877"/>
+        </w:numPr>
+      </w:pPr>
+      <w:r>
+        <w:rPr>
+          <w:i/>
+          <w:iCs/>
+        </w:rPr>
+        <w:t>The purpose of this brief is to…</w:t>
+      </w:r>
+    </w:p>
+    <w:p>
+      <w:pPr>
+        <w:numPr>
+          <w:ilvl w:val="0"/>
+          <w:numId w:val="877"/>
+        </w:numPr>
+      </w:pPr>
+      <w:r>
+        <w:rPr>
+          <w:i/>
+          <w:iCs/>
+        </w:rPr>
+        <w:t>This document outlines…</w:t>
+      </w:r>
+    </w:p>
+    <w:p>
+      <w:pPr>
+        <w:pStyle w:val="Heading3"/>
+      </w:pPr>
+      <w:bookmarkStart w:id="495" w:name="practice-a.-rewrite-the-overview"/>
+      <w:bookmarkEnd w:id="494"/>
+      <w:r>
+        <w:t>Practice A. Rewrite the Overview</w:t>
+      </w:r>
+    </w:p>
+    <w:p>
+      <w:r>
+        <w:t>Rewrite to create a clear overview:</w:t>
+      </w:r>
+    </w:p>
+    <w:p>
+      <w:pPr>
+        <w:numPr>
+          <w:ilvl w:val="0"/>
+          <w:numId w:val="878"/>
+        </w:numPr>
+      </w:pPr>
+      <w:r>
+        <w:rPr>
+          <w:i/>
+          <w:iCs/>
+        </w:rPr>
+        <w:t>We talked about problems in the process.</w:t>
+      </w:r>
+    </w:p>
+    <w:p>
+      <w:pPr>
+        <w:pStyle w:val="Heading3"/>
+      </w:pPr>
+      <w:bookmarkStart w:id="496" w:name="distilling-key-points"/>
+      <w:bookmarkEnd w:id="495"/>
+      <w:r>
+        <w:t>2. Distilling Key Points</w:t>
+      </w:r>
+    </w:p>
+    <w:p>
+      <w:r>
+        <w:rPr>
+          <w:b/>
+          <w:bCs/>
+        </w:rPr>
+        <w:t>Writing goal:</w:t>
+      </w:r>
+      <w:r>
+        <w:t xml:space="preserve"> Present only essential information.</w:t>
+      </w:r>
+    </w:p>
+    <w:p>
+      <w:pPr>
+        <w:pStyle w:val="BodyText"/>
+      </w:pPr>
+      <w:r>
+        <w:rPr>
+          <w:b/>
+          <w:bCs/>
+        </w:rPr>
+        <w:t>Example:</w:t>
+      </w:r>
+      <w:r>
+        <w:t xml:space="preserve"> </w:t>
+      </w:r>
+      <w:r>
+        <w:rPr>
+          <w:i/>
+          <w:iCs/>
+        </w:rPr>
+        <w:t>Offices expressed concern that timelines differ between sections of the guidelines.</w:t>
+      </w:r>
+    </w:p>
+    <w:p>
+      <w:pPr>
+        <w:pStyle w:val="BodyText"/>
+      </w:pPr>
+      <w:r>
+        <w:t>Useful patterns:</w:t>
+      </w:r>
+    </w:p>
+    <w:p>
+      <w:pPr>
+        <w:numPr>
+          <w:ilvl w:val="0"/>
+          <w:numId w:val="879"/>
+        </w:numPr>
+      </w:pPr>
+      <w:r>
+        <w:rPr>
+          <w:i/>
+          <w:iCs/>
+        </w:rPr>
+        <w:t>Key issues include…</w:t>
+      </w:r>
+    </w:p>
+    <w:p>
+      <w:pPr>
+        <w:numPr>
+          <w:ilvl w:val="0"/>
+          <w:numId w:val="879"/>
+        </w:numPr>
+      </w:pPr>
+      <w:r>
+        <w:rPr>
+          <w:i/>
+          <w:iCs/>
+        </w:rPr>
+        <w:t>Stakeholders noted that…</w:t>
+      </w:r>
+    </w:p>
+    <w:p>
+      <w:pPr>
+        <w:numPr>
+          <w:ilvl w:val="0"/>
+          <w:numId w:val="879"/>
+        </w:numPr>
+      </w:pPr>
+      <w:r>
+        <w:rPr>
+          <w:i/>
+          <w:iCs/>
+        </w:rPr>
+        <w:t>The primary challenge is…</w:t>
+      </w:r>
+    </w:p>
+    <w:p>
+      <w:pPr>
+        <w:pStyle w:val="Heading3"/>
+      </w:pPr>
+      <w:bookmarkStart w:id="497" w:name="practice-b.-reduce-detail"/>
+      <w:bookmarkEnd w:id="496"/>
+      <w:r>
+        <w:t>Practice B. Reduce Detail</w:t>
+      </w:r>
+    </w:p>
+    <w:p>
+      <w:r>
+        <w:t>Rewrite concisely:</w:t>
+      </w:r>
+    </w:p>
+    <w:p>
+      <w:pPr>
+        <w:numPr>
+          <w:ilvl w:val="0"/>
+          <w:numId w:val="880"/>
+        </w:numPr>
+      </w:pPr>
+      <w:r>
+        <w:rPr>
+          <w:i/>
+          <w:iCs/>
+        </w:rPr>
+        <w:t>Many people mentioned various issues about the form and some people didn’t understand the changes, so they talked about many parts for a long time.</w:t>
+      </w:r>
+    </w:p>
+    <w:p>
+      <w:pPr>
+        <w:pStyle w:val="Heading3"/>
+      </w:pPr>
+      <w:bookmarkStart w:id="498" w:name="describing-implications"/>
+      <w:bookmarkEnd w:id="497"/>
+      <w:r>
+        <w:t>3. Describing Implications</w:t>
+      </w:r>
+    </w:p>
+    <w:p>
+      <w:r>
+        <w:rPr>
+          <w:b/>
+          <w:bCs/>
+        </w:rPr>
+        <w:t>Writing goal:</w:t>
+      </w:r>
+      <w:r>
+        <w:t xml:space="preserve"> Show why the issue matters.</w:t>
+      </w:r>
+    </w:p>
+    <w:p>
+      <w:pPr>
+        <w:pStyle w:val="BodyText"/>
+      </w:pPr>
+      <w:r>
+        <w:rPr>
+          <w:b/>
+          <w:bCs/>
+        </w:rPr>
         <w:lastRenderedPageBreak/>
         <w:t>Example:</w:t>
       </w:r>
@@ -27575,7 +28135,7 @@
           <w:i/>
           <w:iCs/>
         </w:rPr>
-        <w:t>This brief summarises the issues discussed during the 12 January coordination meeting regarding applicant communication.</w:t>
+        <w:t>If unaddressed, the inconsistency may delay applicant processing across agencies.</w:t>
       </w:r>
     </w:p>
     <w:p>
@@ -27583,14 +28143,14 @@
         <w:pStyle w:val="BodyText"/>
       </w:pPr>
       <w:r>
-        <w:t>Useful expressions:</w:t>
-      </w:r>
-    </w:p>
-    <w:p>
-      <w:pPr>
-        <w:numPr>
-          <w:ilvl w:val="0"/>
-          <w:numId w:val="877"/>
+        <w:t>Useful patterns:</w:t>
+      </w:r>
+    </w:p>
+    <w:p>
+      <w:pPr>
+        <w:numPr>
+          <w:ilvl w:val="0"/>
+          <w:numId w:val="881"/>
         </w:numPr>
       </w:pPr>
       <w:r>
@@ -27598,14 +28158,14 @@
           <w:i/>
           <w:iCs/>
         </w:rPr>
-        <w:t>This brief summarises…</w:t>
-      </w:r>
-    </w:p>
-    <w:p>
-      <w:pPr>
-        <w:numPr>
-          <w:ilvl w:val="0"/>
-          <w:numId w:val="877"/>
+        <w:t>If unaddressed…</w:t>
+      </w:r>
+    </w:p>
+    <w:p>
+      <w:pPr>
+        <w:numPr>
+          <w:ilvl w:val="0"/>
+          <w:numId w:val="881"/>
         </w:numPr>
       </w:pPr>
       <w:r>
@@ -27613,14 +28173,14 @@
           <w:i/>
           <w:iCs/>
         </w:rPr>
-        <w:t>The purpose of this brief is to…</w:t>
-      </w:r>
-    </w:p>
-    <w:p>
-      <w:pPr>
-        <w:numPr>
-          <w:ilvl w:val="0"/>
-          <w:numId w:val="877"/>
+        <w:t>This may result in…</w:t>
+      </w:r>
+    </w:p>
+    <w:p>
+      <w:pPr>
+        <w:numPr>
+          <w:ilvl w:val="0"/>
+          <w:numId w:val="881"/>
         </w:numPr>
       </w:pPr>
       <w:r>
@@ -27628,29 +28188,29 @@
           <w:i/>
           <w:iCs/>
         </w:rPr>
-        <w:t>This document outlines…</w:t>
+        <w:t>This could affect…</w:t>
       </w:r>
     </w:p>
     <w:p>
       <w:pPr>
         <w:pStyle w:val="Heading3"/>
       </w:pPr>
-      <w:bookmarkStart w:id="495" w:name="practice-a.-rewrite-the-overview"/>
-      <w:bookmarkEnd w:id="494"/>
-      <w:r>
-        <w:t>Practice A. Rewrite the Overview</w:t>
-      </w:r>
-    </w:p>
-    <w:p>
-      <w:r>
-        <w:t>Rewrite to create a clear overview:</w:t>
-      </w:r>
-    </w:p>
-    <w:p>
-      <w:pPr>
-        <w:numPr>
-          <w:ilvl w:val="0"/>
-          <w:numId w:val="878"/>
+      <w:bookmarkStart w:id="499" w:name="practice-c.-add-an-implication"/>
+      <w:bookmarkEnd w:id="498"/>
+      <w:r>
+        <w:t>Practice C. Add an Implication</w:t>
+      </w:r>
+    </w:p>
+    <w:p>
+      <w:r>
+        <w:t>Add an implication:</w:t>
+      </w:r>
+    </w:p>
+    <w:p>
+      <w:pPr>
+        <w:numPr>
+          <w:ilvl w:val="0"/>
+          <w:numId w:val="882"/>
         </w:numPr>
       </w:pPr>
       <w:r>
@@ -27658,17 +28218,17 @@
           <w:i/>
           <w:iCs/>
         </w:rPr>
-        <w:t>We talked about problems in the process.</w:t>
+        <w:t>Offices are using different versions of the form.</w:t>
       </w:r>
     </w:p>
     <w:p>
       <w:pPr>
         <w:pStyle w:val="Heading3"/>
       </w:pPr>
-      <w:bookmarkStart w:id="496" w:name="distilling-key-points"/>
-      <w:bookmarkEnd w:id="495"/>
-      <w:r>
-        <w:t>2. Distilling Key Points</w:t>
+      <w:bookmarkStart w:id="500" w:name="writing-recommendations"/>
+      <w:bookmarkEnd w:id="499"/>
+      <w:r>
+        <w:t>4. Writing Recommendations</w:t>
       </w:r>
     </w:p>
     <w:p>
@@ -27680,262 +28240,16 @@
         <w:t>Writing goal:</w:t>
       </w:r>
       <w:r>
-        <w:t xml:space="preserve"> Present only essential information.</w:t>
-      </w:r>
-    </w:p>
-    <w:p>
-      <w:pPr>
-        <w:pStyle w:val="BodyText"/>
-      </w:pPr>
-      <w:r>
-        <w:rPr>
-          <w:b/>
-          <w:bCs/>
-        </w:rPr>
-        <w:t>Example:</w:t>
-      </w:r>
-      <w:r>
-        <w:t xml:space="preserve"> </w:t>
-      </w:r>
-      <w:r>
-        <w:rPr>
-          <w:i/>
-          <w:iCs/>
-        </w:rPr>
-        <w:t>Offices expressed concern that timelines differ between sections of the guidelines.</w:t>
-      </w:r>
-    </w:p>
-    <w:p>
-      <w:pPr>
-        <w:pStyle w:val="BodyText"/>
-      </w:pPr>
-      <w:r>
-        <w:t>Useful patterns:</w:t>
-      </w:r>
-    </w:p>
-    <w:p>
-      <w:pPr>
-        <w:numPr>
-          <w:ilvl w:val="0"/>
-          <w:numId w:val="879"/>
-        </w:numPr>
-      </w:pPr>
-      <w:r>
-        <w:rPr>
-          <w:i/>
-          <w:iCs/>
-        </w:rPr>
-        <w:t>Key issues include…</w:t>
-      </w:r>
-    </w:p>
-    <w:p>
-      <w:pPr>
-        <w:numPr>
-          <w:ilvl w:val="0"/>
-          <w:numId w:val="879"/>
-        </w:numPr>
-      </w:pPr>
-      <w:r>
-        <w:rPr>
-          <w:i/>
-          <w:iCs/>
-        </w:rPr>
-        <w:t>Stakeholders noted that…</w:t>
-      </w:r>
-    </w:p>
-    <w:p>
-      <w:pPr>
-        <w:numPr>
-          <w:ilvl w:val="0"/>
-          <w:numId w:val="879"/>
-        </w:numPr>
-      </w:pPr>
-      <w:r>
-        <w:rPr>
-          <w:i/>
-          <w:iCs/>
-        </w:rPr>
-        <w:t>The primary challenge is…</w:t>
-      </w:r>
-    </w:p>
-    <w:p>
-      <w:pPr>
-        <w:pStyle w:val="Heading3"/>
-      </w:pPr>
-      <w:bookmarkStart w:id="497" w:name="practice-b.-reduce-detail"/>
-      <w:bookmarkEnd w:id="496"/>
-      <w:r>
-        <w:t>Practice B. Reduce Detail</w:t>
-      </w:r>
-    </w:p>
-    <w:p>
-      <w:r>
-        <w:t>Rewrite concisely:</w:t>
-      </w:r>
-    </w:p>
-    <w:p>
-      <w:pPr>
-        <w:numPr>
-          <w:ilvl w:val="0"/>
-          <w:numId w:val="880"/>
-        </w:numPr>
-      </w:pPr>
-      <w:r>
-        <w:rPr>
-          <w:i/>
-          <w:iCs/>
-        </w:rPr>
-        <w:t>Many people mentioned various issues about the form and some people didn’t understand the changes, so they talked about many parts for a long time.</w:t>
-      </w:r>
-    </w:p>
-    <w:p>
-      <w:pPr>
-        <w:pStyle w:val="Heading3"/>
-      </w:pPr>
-      <w:bookmarkStart w:id="498" w:name="describing-implications"/>
-      <w:bookmarkEnd w:id="497"/>
-      <w:r>
-        <w:lastRenderedPageBreak/>
-        <w:t>3. Describing Implications</w:t>
-      </w:r>
-    </w:p>
-    <w:p>
-      <w:r>
-        <w:rPr>
-          <w:b/>
-          <w:bCs/>
-        </w:rPr>
-        <w:t>Writing goal:</w:t>
-      </w:r>
-      <w:r>
-        <w:t xml:space="preserve"> Show why the issue matters.</w:t>
-      </w:r>
-    </w:p>
-    <w:p>
-      <w:pPr>
-        <w:pStyle w:val="BodyText"/>
-      </w:pPr>
-      <w:r>
-        <w:rPr>
-          <w:b/>
-          <w:bCs/>
-        </w:rPr>
-        <w:t>Example:</w:t>
-      </w:r>
-      <w:r>
-        <w:t xml:space="preserve"> </w:t>
-      </w:r>
-      <w:r>
-        <w:rPr>
-          <w:i/>
-          <w:iCs/>
-        </w:rPr>
-        <w:t>If unaddressed, the inconsistency may delay applicant processing across agencies.</w:t>
-      </w:r>
-    </w:p>
-    <w:p>
-      <w:pPr>
-        <w:pStyle w:val="BodyText"/>
-      </w:pPr>
-      <w:r>
-        <w:t>Useful patterns:</w:t>
-      </w:r>
-    </w:p>
-    <w:p>
-      <w:pPr>
-        <w:numPr>
-          <w:ilvl w:val="0"/>
-          <w:numId w:val="881"/>
-        </w:numPr>
-      </w:pPr>
-      <w:r>
-        <w:rPr>
-          <w:i/>
-          <w:iCs/>
-        </w:rPr>
-        <w:t>If unaddressed…</w:t>
-      </w:r>
-    </w:p>
-    <w:p>
-      <w:pPr>
-        <w:numPr>
-          <w:ilvl w:val="0"/>
-          <w:numId w:val="881"/>
-        </w:numPr>
-      </w:pPr>
-      <w:r>
-        <w:rPr>
-          <w:i/>
-          <w:iCs/>
-        </w:rPr>
-        <w:t>This may result in…</w:t>
-      </w:r>
-    </w:p>
-    <w:p>
-      <w:pPr>
-        <w:numPr>
-          <w:ilvl w:val="0"/>
-          <w:numId w:val="881"/>
-        </w:numPr>
-      </w:pPr>
-      <w:r>
-        <w:rPr>
-          <w:i/>
-          <w:iCs/>
-        </w:rPr>
-        <w:t>This could affect…</w:t>
-      </w:r>
-    </w:p>
-    <w:p>
-      <w:pPr>
-        <w:pStyle w:val="Heading3"/>
-      </w:pPr>
-      <w:bookmarkStart w:id="499" w:name="practice-c.-add-an-implication"/>
-      <w:bookmarkEnd w:id="498"/>
-      <w:r>
-        <w:t>Practice C. Add an Implication</w:t>
-      </w:r>
-    </w:p>
-    <w:p>
-      <w:r>
-        <w:t>Add an implication:</w:t>
-      </w:r>
-    </w:p>
-    <w:p>
-      <w:pPr>
-        <w:numPr>
-          <w:ilvl w:val="0"/>
-          <w:numId w:val="882"/>
-        </w:numPr>
-      </w:pPr>
-      <w:r>
-        <w:rPr>
-          <w:i/>
-          <w:iCs/>
-        </w:rPr>
-        <w:t>Offices are using different versions of the form.</w:t>
-      </w:r>
-    </w:p>
-    <w:p>
-      <w:pPr>
-        <w:pStyle w:val="Heading3"/>
-      </w:pPr>
-      <w:bookmarkStart w:id="500" w:name="writing-recommendations"/>
-      <w:bookmarkEnd w:id="499"/>
-      <w:r>
-        <w:t>4. Writing Recommendations</w:t>
-      </w:r>
-    </w:p>
-    <w:p>
-      <w:r>
-        <w:rPr>
-          <w:b/>
-          <w:bCs/>
-        </w:rPr>
-        <w:t>Writing goal:</w:t>
-      </w:r>
-      <w:r>
-        <w:t xml:space="preserve"> Suggest an action that directly supports decision‑making.</w:t>
+        <w:t xml:space="preserve"> Suggest an action that directly supports decision</w:t>
+      </w:r>
+      <w:r>
+        <w:rPr>
+          <w:rFonts w:ascii="Cambria Math" w:hAnsi="Cambria Math" w:cs="Cambria Math"/>
+        </w:rPr>
+        <w:t>‑</w:t>
+      </w:r>
+      <w:r>
+        <w:t>making.</w:t>
       </w:r>
     </w:p>
     <w:p>
@@ -28527,7 +28841,16 @@
         </w:numPr>
       </w:pPr>
       <w:r>
-        <w:t>Convert a long report into a one‑page executive brief.</w:t>
+        <w:t>Convert a long report into a one</w:t>
+      </w:r>
+      <w:r>
+        <w:rPr>
+          <w:rFonts w:ascii="Cambria Math" w:hAnsi="Cambria Math" w:cs="Cambria Math"/>
+        </w:rPr>
+        <w:t>‑</w:t>
+      </w:r>
+      <w:r>
+        <w:t>page executive brief.</w:t>
       </w:r>
     </w:p>
     <w:p>
@@ -28637,15 +28960,15 @@
       <w:pPr>
         <w:pStyle w:val="Heading1"/>
       </w:pPr>
-      <w:bookmarkStart w:id="514" w:name="X904970a76e7685fa2b7d199aaa1c43fd43fa14c"/>
-      <w:bookmarkStart w:id="515" w:name="_Toc216306741"/>
-      <w:bookmarkEnd w:id="482"/>
+      <w:bookmarkStart w:id="514" w:name="_Toc216306741"/>
+      <w:bookmarkStart w:id="515" w:name="X904970a76e7685fa2b7d199aaa1c43fd43fa14c"/>
+      <w:bookmarkEnd w:id="483"/>
       <w:bookmarkEnd w:id="513"/>
       <w:r>
         <w:lastRenderedPageBreak/>
         <w:t>18. Synthesising Information from Multiple Sources</w:t>
       </w:r>
-      <w:bookmarkEnd w:id="515"/>
+      <w:bookmarkEnd w:id="514"/>
     </w:p>
     <w:p>
       <w:pPr>
@@ -28922,23 +29245,23 @@
       <w:bookmarkStart w:id="523" w:name="activity.-compare-the-versions-11"/>
       <w:bookmarkEnd w:id="522"/>
       <w:r>
+        <w:t>Activity. Compare the Versions</w:t>
+      </w:r>
+    </w:p>
+    <w:p>
+      <w:r>
+        <w:t>Identify improvements in:</w:t>
+      </w:r>
+    </w:p>
+    <w:p>
+      <w:pPr>
+        <w:numPr>
+          <w:ilvl w:val="0"/>
+          <w:numId w:val="898"/>
+        </w:numPr>
+      </w:pPr>
+      <w:r>
         <w:lastRenderedPageBreak/>
-        <w:t>Activity. Compare the Versions</w:t>
-      </w:r>
-    </w:p>
-    <w:p>
-      <w:r>
-        <w:t>Identify improvements in:</w:t>
-      </w:r>
-    </w:p>
-    <w:p>
-      <w:pPr>
-        <w:numPr>
-          <w:ilvl w:val="0"/>
-          <w:numId w:val="898"/>
-        </w:numPr>
-      </w:pPr>
-      <w:r>
         <w:t>structure</w:t>
       </w:r>
     </w:p>
@@ -29078,7 +29401,16 @@
     </w:p>
     <w:p>
       <w:r>
-        <w:t>Discuss: Why is grouped, theme‑based synthesis more effective than listing office-by-office information?</w:t>
+        <w:t>Discuss: Why is grouped, theme</w:t>
+      </w:r>
+      <w:r>
+        <w:rPr>
+          <w:rFonts w:ascii="Cambria Math" w:hAnsi="Cambria Math" w:cs="Cambria Math"/>
+        </w:rPr>
+        <w:t>‑</w:t>
+      </w:r>
+      <w:r>
+        <w:t>based synthesis more effective than listing office-by-office information?</w:t>
       </w:r>
     </w:p>
     <w:p>
@@ -29139,7 +29471,6 @@
         <w:pStyle w:val="BodyText"/>
       </w:pPr>
       <w:r>
-        <w:lastRenderedPageBreak/>
         <w:t>Useful patterns:</w:t>
       </w:r>
     </w:p>
@@ -29185,6 +29516,7 @@
           <w:i/>
           <w:iCs/>
         </w:rPr>
+        <w:lastRenderedPageBreak/>
         <w:t>Several offices noted…</w:t>
       </w:r>
     </w:p>
@@ -29412,7 +29744,6 @@
       <w:bookmarkStart w:id="530" w:name="synthesising-into-insights"/>
       <w:bookmarkEnd w:id="529"/>
       <w:r>
-        <w:lastRenderedPageBreak/>
         <w:t>3. Synthesising into Insights</w:t>
       </w:r>
     </w:p>
@@ -29437,6 +29768,7 @@
           <w:b/>
           <w:bCs/>
         </w:rPr>
+        <w:lastRenderedPageBreak/>
         <w:t>Example:</w:t>
       </w:r>
       <w:r>
@@ -29648,7 +29980,6 @@
           <w:i/>
           <w:iCs/>
         </w:rPr>
-        <w:lastRenderedPageBreak/>
         <w:t>Both translation and review require additional time this month.</w:t>
       </w:r>
     </w:p>
@@ -29664,6 +29995,7 @@
       <w:bookmarkStart w:id="535" w:name="activity-3.-multi-source-comparison"/>
       <w:bookmarkEnd w:id="534"/>
       <w:r>
+        <w:lastRenderedPageBreak/>
         <w:t>Activity 3. Multi-Source Comparison</w:t>
       </w:r>
     </w:p>
@@ -29824,51 +30156,51 @@
       <w:bookmarkStart w:id="538" w:name="peer-review-questions-10"/>
       <w:bookmarkEnd w:id="537"/>
       <w:r>
+        <w:t>Peer Review Questions</w:t>
+      </w:r>
+    </w:p>
+    <w:p>
+      <w:pPr>
+        <w:numPr>
+          <w:ilvl w:val="0"/>
+          <w:numId w:val="911"/>
+        </w:numPr>
+      </w:pPr>
+      <w:r>
+        <w:t>Are themes grouped effectively?</w:t>
+      </w:r>
+    </w:p>
+    <w:p>
+      <w:pPr>
+        <w:numPr>
+          <w:ilvl w:val="0"/>
+          <w:numId w:val="911"/>
+        </w:numPr>
+      </w:pPr>
+      <w:r>
+        <w:t>Are contrasts clear?</w:t>
+      </w:r>
+    </w:p>
+    <w:p>
+      <w:pPr>
+        <w:numPr>
+          <w:ilvl w:val="0"/>
+          <w:numId w:val="911"/>
+        </w:numPr>
+      </w:pPr>
+      <w:r>
+        <w:t>Does the synthesis move beyond listing?</w:t>
+      </w:r>
+    </w:p>
+    <w:p>
+      <w:pPr>
+        <w:numPr>
+          <w:ilvl w:val="0"/>
+          <w:numId w:val="911"/>
+        </w:numPr>
+      </w:pPr>
+      <w:r>
         <w:lastRenderedPageBreak/>
-        <w:t>Peer Review Questions</w:t>
-      </w:r>
-    </w:p>
-    <w:p>
-      <w:pPr>
-        <w:numPr>
-          <w:ilvl w:val="0"/>
-          <w:numId w:val="911"/>
-        </w:numPr>
-      </w:pPr>
-      <w:r>
-        <w:t>Are themes grouped effectively?</w:t>
-      </w:r>
-    </w:p>
-    <w:p>
-      <w:pPr>
-        <w:numPr>
-          <w:ilvl w:val="0"/>
-          <w:numId w:val="911"/>
-        </w:numPr>
-      </w:pPr>
-      <w:r>
-        <w:t>Are contrasts clear?</w:t>
-      </w:r>
-    </w:p>
-    <w:p>
-      <w:pPr>
-        <w:numPr>
-          <w:ilvl w:val="0"/>
-          <w:numId w:val="911"/>
-        </w:numPr>
-      </w:pPr>
-      <w:r>
-        <w:t>Does the synthesis move beyond listing?</w:t>
-      </w:r>
-    </w:p>
-    <w:p>
-      <w:pPr>
-        <w:numPr>
-          <w:ilvl w:val="0"/>
-          <w:numId w:val="911"/>
-        </w:numPr>
-      </w:pPr>
-      <w:r>
         <w:t>Is the tone neutral and professional?</w:t>
       </w:r>
     </w:p>
@@ -30014,7 +30346,6 @@
         </w:numPr>
       </w:pPr>
       <w:r>
-        <w:lastRenderedPageBreak/>
         <w:t>concluding insight</w:t>
       </w:r>
     </w:p>
@@ -30042,6 +30373,7 @@
         </w:numPr>
       </w:pPr>
       <w:r>
+        <w:lastRenderedPageBreak/>
         <w:t>Turn a long set of notes into a one-paragraph synthesis.</w:t>
       </w:r>
     </w:p>
@@ -30140,15 +30472,15 @@
       <w:pPr>
         <w:pStyle w:val="Heading1"/>
       </w:pPr>
-      <w:bookmarkStart w:id="544" w:name="X092d242111b0d8aeedca48f5726d240250f357e"/>
-      <w:bookmarkStart w:id="545" w:name="_Toc216306742"/>
-      <w:bookmarkEnd w:id="514"/>
+      <w:bookmarkStart w:id="544" w:name="_Toc216306742"/>
+      <w:bookmarkStart w:id="545" w:name="X092d242111b0d8aeedca48f5726d240250f357e"/>
+      <w:bookmarkEnd w:id="515"/>
       <w:bookmarkEnd w:id="543"/>
       <w:r>
         <w:lastRenderedPageBreak/>
         <w:t>19. Writing Policy Summaries for Non-Expert Audiences</w:t>
       </w:r>
-      <w:bookmarkEnd w:id="545"/>
+      <w:bookmarkEnd w:id="544"/>
     </w:p>
     <w:p>
       <w:pPr>
@@ -30439,18 +30771,18 @@
         </w:numPr>
       </w:pPr>
       <w:r>
+        <w:t>structure</w:t>
+      </w:r>
+    </w:p>
+    <w:p>
+      <w:pPr>
+        <w:numPr>
+          <w:ilvl w:val="0"/>
+          <w:numId w:val="919"/>
+        </w:numPr>
+      </w:pPr>
+      <w:r>
         <w:lastRenderedPageBreak/>
-        <w:t>structure</w:t>
-      </w:r>
-    </w:p>
-    <w:p>
-      <w:pPr>
-        <w:numPr>
-          <w:ilvl w:val="0"/>
-          <w:numId w:val="919"/>
-        </w:numPr>
-      </w:pPr>
-      <w:r>
         <w:t>tone</w:t>
       </w:r>
     </w:p>
@@ -30644,7 +30976,6 @@
           <w:i/>
           <w:iCs/>
         </w:rPr>
-        <w:lastRenderedPageBreak/>
         <w:t>The key point is that…</w:t>
       </w:r>
     </w:p>
@@ -30655,6 +30986,7 @@
       <w:bookmarkStart w:id="557" w:name="practice-a.-simplify-the-statement"/>
       <w:bookmarkEnd w:id="556"/>
       <w:r>
+        <w:lastRenderedPageBreak/>
         <w:t>Practice A. Simplify the Statement</w:t>
       </w:r>
     </w:p>
@@ -30919,7 +31251,6 @@
       <w:bookmarkStart w:id="561" w:name="practice-c.-state-the-action"/>
       <w:bookmarkEnd w:id="560"/>
       <w:r>
-        <w:lastRenderedPageBreak/>
         <w:t>Practice C. State the Action</w:t>
       </w:r>
     </w:p>
@@ -30940,6 +31271,7 @@
           <w:i/>
           <w:iCs/>
         </w:rPr>
+        <w:lastRenderedPageBreak/>
         <w:t>The guidelines have been revised.</w:t>
       </w:r>
     </w:p>
@@ -31520,15 +31852,15 @@
       <w:pPr>
         <w:pStyle w:val="Heading1"/>
       </w:pPr>
-      <w:bookmarkStart w:id="574" w:name="Xd508b9933eff850fb9be11c46105501a05d6694"/>
-      <w:bookmarkStart w:id="575" w:name="_Toc216306743"/>
-      <w:bookmarkEnd w:id="544"/>
+      <w:bookmarkStart w:id="574" w:name="_Toc216306743"/>
+      <w:bookmarkStart w:id="575" w:name="Xd508b9933eff850fb9be11c46105501a05d6694"/>
+      <w:bookmarkEnd w:id="545"/>
       <w:bookmarkEnd w:id="573"/>
       <w:r>
         <w:lastRenderedPageBreak/>
         <w:t>20. Writing Concise Justifications for Decisions</w:t>
       </w:r>
-      <w:bookmarkEnd w:id="575"/>
+      <w:bookmarkEnd w:id="574"/>
     </w:p>
     <w:p>
       <w:pPr>
@@ -32734,18 +33066,18 @@
         </w:numPr>
       </w:pPr>
       <w:r>
+        <w:t>policy alignment</w:t>
+      </w:r>
+    </w:p>
+    <w:p>
+      <w:pPr>
+        <w:numPr>
+          <w:ilvl w:val="0"/>
+          <w:numId w:val="952"/>
+        </w:numPr>
+      </w:pPr>
+      <w:r>
         <w:lastRenderedPageBreak/>
-        <w:t>policy alignment</w:t>
-      </w:r>
-    </w:p>
-    <w:p>
-      <w:pPr>
-        <w:numPr>
-          <w:ilvl w:val="0"/>
-          <w:numId w:val="952"/>
-        </w:numPr>
-      </w:pPr>
-      <w:r>
         <w:t>neutral, formal tone</w:t>
       </w:r>
     </w:p>
@@ -32912,29 +33244,29 @@
         </w:numPr>
       </w:pPr>
       <w:r>
+        <w:t>rationale</w:t>
+      </w:r>
+    </w:p>
+    <w:p>
+      <w:pPr>
+        <w:numPr>
+          <w:ilvl w:val="0"/>
+          <w:numId w:val="955"/>
+        </w:numPr>
+      </w:pPr>
+      <w:r>
+        <w:t>benefits</w:t>
+      </w:r>
+    </w:p>
+    <w:p>
+      <w:pPr>
+        <w:numPr>
+          <w:ilvl w:val="0"/>
+          <w:numId w:val="955"/>
+        </w:numPr>
+      </w:pPr>
+      <w:r>
         <w:lastRenderedPageBreak/>
-        <w:t>rationale</w:t>
-      </w:r>
-    </w:p>
-    <w:p>
-      <w:pPr>
-        <w:numPr>
-          <w:ilvl w:val="0"/>
-          <w:numId w:val="955"/>
-        </w:numPr>
-      </w:pPr>
-      <w:r>
-        <w:t>benefits</w:t>
-      </w:r>
-    </w:p>
-    <w:p>
-      <w:pPr>
-        <w:numPr>
-          <w:ilvl w:val="0"/>
-          <w:numId w:val="955"/>
-        </w:numPr>
-      </w:pPr>
-      <w:r>
         <w:t>formal tone</w:t>
       </w:r>
     </w:p>
@@ -33071,15 +33403,15 @@
       <w:pPr>
         <w:pStyle w:val="Heading1"/>
       </w:pPr>
-      <w:bookmarkStart w:id="606" w:name="X6fd38691bc094284aea6cf286ba944d60fc8b13"/>
-      <w:bookmarkStart w:id="607" w:name="_Toc216306744"/>
-      <w:bookmarkEnd w:id="574"/>
+      <w:bookmarkStart w:id="606" w:name="_Toc216306744"/>
+      <w:bookmarkStart w:id="607" w:name="X6fd38691bc094284aea6cf286ba944d60fc8b13"/>
+      <w:bookmarkEnd w:id="575"/>
       <w:bookmarkEnd w:id="605"/>
       <w:r>
         <w:lastRenderedPageBreak/>
         <w:t>21. Drafting Consolidated Administrative Reports</w:t>
       </w:r>
-      <w:bookmarkEnd w:id="607"/>
+      <w:bookmarkEnd w:id="606"/>
     </w:p>
     <w:p>
       <w:pPr>
@@ -33533,18 +33865,18 @@
         </w:numPr>
       </w:pPr>
       <w:r>
+        <w:t>administrative usefulness</w:t>
+      </w:r>
+    </w:p>
+    <w:p>
+      <w:pPr>
+        <w:numPr>
+          <w:ilvl w:val="0"/>
+          <w:numId w:val="965"/>
+        </w:numPr>
+      </w:pPr>
+      <w:r>
         <w:lastRenderedPageBreak/>
-        <w:t>administrative usefulness</w:t>
-      </w:r>
-    </w:p>
-    <w:p>
-      <w:pPr>
-        <w:numPr>
-          <w:ilvl w:val="0"/>
-          <w:numId w:val="965"/>
-        </w:numPr>
-      </w:pPr>
-      <w:r>
         <w:t>tone and precision</w:t>
       </w:r>
     </w:p>
@@ -33738,7 +34070,6 @@
           <w:b/>
           <w:bCs/>
         </w:rPr>
-        <w:lastRenderedPageBreak/>
         <w:t>Actions Taken</w:t>
       </w:r>
     </w:p>
@@ -33769,6 +34100,7 @@
           <w:b/>
           <w:bCs/>
         </w:rPr>
+        <w:lastRenderedPageBreak/>
         <w:t>Next Steps</w:t>
       </w:r>
     </w:p>
@@ -34008,7 +34340,6 @@
         <w:pStyle w:val="BodyText"/>
       </w:pPr>
       <w:r>
-        <w:lastRenderedPageBreak/>
         <w:t>Useful structures:</w:t>
       </w:r>
     </w:p>
@@ -34039,6 +34370,7 @@
           <w:i/>
           <w:iCs/>
         </w:rPr>
+        <w:lastRenderedPageBreak/>
         <w:t>A briefing session was conducted…</w:t>
       </w:r>
     </w:p>
@@ -34247,29 +34579,29 @@
         </w:numPr>
       </w:pPr>
       <w:r>
+        <w:t>summary / overview</w:t>
+      </w:r>
+    </w:p>
+    <w:p>
+      <w:pPr>
+        <w:numPr>
+          <w:ilvl w:val="0"/>
+          <w:numId w:val="975"/>
+        </w:numPr>
+      </w:pPr>
+      <w:r>
+        <w:t>grouped issues</w:t>
+      </w:r>
+    </w:p>
+    <w:p>
+      <w:pPr>
+        <w:numPr>
+          <w:ilvl w:val="0"/>
+          <w:numId w:val="975"/>
+        </w:numPr>
+      </w:pPr>
+      <w:r>
         <w:lastRenderedPageBreak/>
-        <w:t>summary / overview</w:t>
-      </w:r>
-    </w:p>
-    <w:p>
-      <w:pPr>
-        <w:numPr>
-          <w:ilvl w:val="0"/>
-          <w:numId w:val="975"/>
-        </w:numPr>
-      </w:pPr>
-      <w:r>
-        <w:t>grouped issues</w:t>
-      </w:r>
-    </w:p>
-    <w:p>
-      <w:pPr>
-        <w:numPr>
-          <w:ilvl w:val="0"/>
-          <w:numId w:val="975"/>
-        </w:numPr>
-      </w:pPr>
-      <w:r>
         <w:t>actions taken</w:t>
       </w:r>
     </w:p>
@@ -34449,34 +34781,34 @@
         </w:numPr>
       </w:pPr>
       <w:r>
+        <w:t>Summary of applicant communication issues across units</w:t>
+      </w:r>
+    </w:p>
+    <w:p>
+      <w:pPr>
+        <w:numPr>
+          <w:ilvl w:val="0"/>
+          <w:numId w:val="978"/>
+        </w:numPr>
+      </w:pPr>
+      <w:r>
+        <w:t>Consolidated report on translation inconsistencies</w:t>
+      </w:r>
+    </w:p>
+    <w:p>
+      <w:r>
+        <w:t>Your report must include:</w:t>
+      </w:r>
+    </w:p>
+    <w:p>
+      <w:pPr>
+        <w:numPr>
+          <w:ilvl w:val="0"/>
+          <w:numId w:val="979"/>
+        </w:numPr>
+      </w:pPr>
+      <w:r>
         <w:lastRenderedPageBreak/>
-        <w:t>Summary of applicant communication issues across units</w:t>
-      </w:r>
-    </w:p>
-    <w:p>
-      <w:pPr>
-        <w:numPr>
-          <w:ilvl w:val="0"/>
-          <w:numId w:val="978"/>
-        </w:numPr>
-      </w:pPr>
-      <w:r>
-        <w:t>Consolidated report on translation inconsistencies</w:t>
-      </w:r>
-    </w:p>
-    <w:p>
-      <w:r>
-        <w:t>Your report must include:</w:t>
-      </w:r>
-    </w:p>
-    <w:p>
-      <w:pPr>
-        <w:numPr>
-          <w:ilvl w:val="0"/>
-          <w:numId w:val="979"/>
-        </w:numPr>
-      </w:pPr>
-      <w:r>
         <w:t>summary</w:t>
       </w:r>
     </w:p>
@@ -34655,7 +34987,6 @@
         </w:numPr>
       </w:pPr>
       <w:r>
-        <w:lastRenderedPageBreak/>
         <w:t>Does tone remain neutral and administrative?</w:t>
       </w:r>
     </w:p>
@@ -34683,6 +35014,7 @@
           <w:i/>
           <w:iCs/>
         </w:rPr>
+        <w:lastRenderedPageBreak/>
         <w:t>“Many offices had problems and some actions were taken. We will meet again soon to discuss things.”</w:t>
       </w:r>
     </w:p>
@@ -34817,8 +35149,52 @@
         </w:numPr>
       </w:pPr>
       <w:r>
+        <w:t>summary</w:t>
+      </w:r>
+    </w:p>
+    <w:p>
+      <w:pPr>
+        <w:numPr>
+          <w:ilvl w:val="0"/>
+          <w:numId w:val="984"/>
+        </w:numPr>
+      </w:pPr>
+      <w:r>
+        <w:t>grouped issues</w:t>
+      </w:r>
+    </w:p>
+    <w:p>
+      <w:pPr>
+        <w:numPr>
+          <w:ilvl w:val="0"/>
+          <w:numId w:val="984"/>
+        </w:numPr>
+      </w:pPr>
+      <w:r>
+        <w:t>actions taken</w:t>
+      </w:r>
+    </w:p>
+    <w:p>
+      <w:pPr>
+        <w:numPr>
+          <w:ilvl w:val="0"/>
+          <w:numId w:val="984"/>
+        </w:numPr>
+      </w:pPr>
+      <w:r>
+        <w:t>outstanding questions</w:t>
+      </w:r>
+    </w:p>
+    <w:p>
+      <w:pPr>
+        <w:numPr>
+          <w:ilvl w:val="0"/>
+          <w:numId w:val="984"/>
+        </w:numPr>
+      </w:pPr>
+      <w:r>
         <w:lastRenderedPageBreak/>
-        <w:t>summary</w:t>
+        <w:t>next steps</w:t>
       </w:r>
     </w:p>
     <w:p>
@@ -34829,50 +35205,6 @@
         </w:numPr>
       </w:pPr>
       <w:r>
-        <w:t>grouped issues</w:t>
-      </w:r>
-    </w:p>
-    <w:p>
-      <w:pPr>
-        <w:numPr>
-          <w:ilvl w:val="0"/>
-          <w:numId w:val="984"/>
-        </w:numPr>
-      </w:pPr>
-      <w:r>
-        <w:t>actions taken</w:t>
-      </w:r>
-    </w:p>
-    <w:p>
-      <w:pPr>
-        <w:numPr>
-          <w:ilvl w:val="0"/>
-          <w:numId w:val="984"/>
-        </w:numPr>
-      </w:pPr>
-      <w:r>
-        <w:t>outstanding questions</w:t>
-      </w:r>
-    </w:p>
-    <w:p>
-      <w:pPr>
-        <w:numPr>
-          <w:ilvl w:val="0"/>
-          <w:numId w:val="984"/>
-        </w:numPr>
-      </w:pPr>
-      <w:r>
-        <w:t>next steps</w:t>
-      </w:r>
-    </w:p>
-    <w:p>
-      <w:pPr>
-        <w:numPr>
-          <w:ilvl w:val="0"/>
-          <w:numId w:val="984"/>
-        </w:numPr>
-      </w:pPr>
-      <w:r>
         <w:t>professional tone</w:t>
       </w:r>
     </w:p>
@@ -34880,15 +35212,15 @@
       <w:pPr>
         <w:pStyle w:val="Heading1"/>
       </w:pPr>
-      <w:bookmarkStart w:id="638" w:name="X1281f7d69f22da057416fbc7b6f0db5b3d36cdd"/>
-      <w:bookmarkStart w:id="639" w:name="_Toc216306745"/>
-      <w:bookmarkEnd w:id="606"/>
+      <w:bookmarkStart w:id="638" w:name="_Toc216306745"/>
+      <w:bookmarkStart w:id="639" w:name="X1281f7d69f22da057416fbc7b6f0db5b3d36cdd"/>
+      <w:bookmarkEnd w:id="607"/>
       <w:bookmarkEnd w:id="637"/>
       <w:r>
         <w:lastRenderedPageBreak/>
         <w:t>22. Integrated Writing Task: Complex Scenario Response</w:t>
       </w:r>
-      <w:bookmarkEnd w:id="639"/>
+      <w:bookmarkEnd w:id="638"/>
     </w:p>
     <w:p>
       <w:pPr>
@@ -35215,15 +35547,22 @@
           <w:i/>
           <w:iCs/>
         </w:rPr>
-        <w:t xml:space="preserve">“This message summarises the current implementation issues relating to the revised applicant communication guidelines. Several offices have reported difficulty applying the updated terminology in Section 3, and two offices have indicated that the new implementation timeline may not be feasible due to internal constraints. In addition, delays have been observed because some offices continue to use outdated forms. To address these issues, we recommend circulating a brief clarification sheet and confirming whether all offices have received the revised instructions </w:t>
+        <w:t>“This message summarises the current implementation issues relating to the revised applicant communication guidelines. Several offices have reported difficulty applying the updated terminology in Section 3, and two offices have indicated that the new implementation timeline may not be feasible due to internal constraints. In addition, delays have been observed because some offices continue to use outdated forms. To address these issues, we recommend circulating a brief clarification sheet and confirming whe</w:t>
       </w:r>
       <w:r>
         <w:rPr>
           <w:i/>
           <w:iCs/>
         </w:rPr>
+        <w:t xml:space="preserve">ther all offices have received the revised instructions issued on 7 November. Once </w:t>
+      </w:r>
+      <w:r>
+        <w:rPr>
+          <w:i/>
+          <w:iCs/>
+        </w:rPr>
         <w:lastRenderedPageBreak/>
-        <w:t>issued on 7 November. Once confirmation is received, the next step will be to develop a revised implementation schedule.”</w:t>
+        <w:t>confirmation is received, the next step will be to develop a revised implementation schedule.”</w:t>
       </w:r>
     </w:p>
     <w:p>
@@ -35402,7 +35741,16 @@
         </w:numPr>
       </w:pPr>
       <w:r>
-        <w:t>Explain delays to supervisors → ?</w:t>
+        <w:t xml:space="preserve">Explain delays to supervisors </w:t>
+      </w:r>
+      <w:r>
+        <w:rPr>
+          <w:rFonts w:ascii="Courier New" w:hAnsi="Courier New" w:cs="Courier New"/>
+        </w:rPr>
+        <w:t>→</w:t>
+      </w:r>
+      <w:r>
+        <w:t xml:space="preserve"> ?</w:t>
       </w:r>
     </w:p>
     <w:p>
@@ -35413,8 +35761,37 @@
         </w:numPr>
       </w:pPr>
       <w:r>
+        <w:t xml:space="preserve">Clarify terminology across agencies </w:t>
+      </w:r>
+      <w:r>
+        <w:rPr>
+          <w:rFonts w:ascii="Courier New" w:hAnsi="Courier New" w:cs="Courier New"/>
+        </w:rPr>
+        <w:t>→</w:t>
+      </w:r>
+      <w:r>
+        <w:t xml:space="preserve"> ?</w:t>
+      </w:r>
+    </w:p>
+    <w:p>
+      <w:pPr>
+        <w:numPr>
+          <w:ilvl w:val="0"/>
+          <w:numId w:val="991"/>
+        </w:numPr>
+      </w:pPr>
+      <w:r>
         <w:lastRenderedPageBreak/>
-        <w:t>Clarify terminology across agencies → ?</w:t>
+        <w:t xml:space="preserve">Recommend next steps </w:t>
+      </w:r>
+      <w:r>
+        <w:rPr>
+          <w:rFonts w:ascii="Courier New" w:hAnsi="Courier New" w:cs="Courier New"/>
+        </w:rPr>
+        <w:t>→</w:t>
+      </w:r>
+      <w:r>
+        <w:t xml:space="preserve"> ?</w:t>
       </w:r>
     </w:p>
     <w:p>
@@ -35425,18 +35802,16 @@
         </w:numPr>
       </w:pPr>
       <w:r>
-        <w:t>Recommend next steps → ?</w:t>
-      </w:r>
-    </w:p>
-    <w:p>
-      <w:pPr>
-        <w:numPr>
-          <w:ilvl w:val="0"/>
-          <w:numId w:val="991"/>
-        </w:numPr>
-      </w:pPr>
-      <w:r>
-        <w:t>Notify all offices of required action → ?</w:t>
+        <w:t xml:space="preserve">Notify all offices of required action </w:t>
+      </w:r>
+      <w:r>
+        <w:rPr>
+          <w:rFonts w:ascii="Courier New" w:hAnsi="Courier New" w:cs="Courier New"/>
+        </w:rPr>
+        <w:t>→</w:t>
+      </w:r>
+      <w:r>
+        <w:t xml:space="preserve"> ?</w:t>
       </w:r>
     </w:p>
     <w:p>
@@ -35628,7 +36003,6 @@
           <w:i/>
           <w:iCs/>
         </w:rPr>
-        <w:lastRenderedPageBreak/>
         <w:t>“No one read the new instructions and now everything is delayed.”</w:t>
       </w:r>
     </w:p>
@@ -35640,6 +36014,7 @@
       <w:bookmarkEnd w:id="647"/>
       <w:bookmarkEnd w:id="653"/>
       <w:r>
+        <w:lastRenderedPageBreak/>
         <w:t>Guided Writing</w:t>
       </w:r>
     </w:p>
@@ -35816,7 +36191,6 @@
       <w:bookmarkStart w:id="657" w:name="Xca084a0037286f08f5e87d39a35228219f2a1fa"/>
       <w:bookmarkEnd w:id="656"/>
       <w:r>
-        <w:lastRenderedPageBreak/>
         <w:t>Activity 3. Write a Second Output for a Different Audience</w:t>
       </w:r>
     </w:p>
@@ -35833,6 +36207,7 @@
       <w:bookmarkEnd w:id="654"/>
       <w:bookmarkEnd w:id="657"/>
       <w:r>
+        <w:lastRenderedPageBreak/>
         <w:t>Freer Writing</w:t>
       </w:r>
     </w:p>
@@ -36007,40 +36382,40 @@
         </w:numPr>
       </w:pPr>
       <w:r>
+        <w:t>Is the selected structure appropriate?</w:t>
+      </w:r>
+    </w:p>
+    <w:p>
+      <w:pPr>
+        <w:numPr>
+          <w:ilvl w:val="0"/>
+          <w:numId w:val="1000"/>
+        </w:numPr>
+      </w:pPr>
+      <w:r>
+        <w:t>Is information integrated, not listed?</w:t>
+      </w:r>
+    </w:p>
+    <w:p>
+      <w:pPr>
+        <w:numPr>
+          <w:ilvl w:val="0"/>
+          <w:numId w:val="1000"/>
+        </w:numPr>
+      </w:pPr>
+      <w:r>
+        <w:t>Is tone consistently neutral?</w:t>
+      </w:r>
+    </w:p>
+    <w:p>
+      <w:pPr>
+        <w:numPr>
+          <w:ilvl w:val="0"/>
+          <w:numId w:val="1000"/>
+        </w:numPr>
+      </w:pPr>
+      <w:r>
         <w:lastRenderedPageBreak/>
-        <w:t>Is the selected structure appropriate?</w:t>
-      </w:r>
-    </w:p>
-    <w:p>
-      <w:pPr>
-        <w:numPr>
-          <w:ilvl w:val="0"/>
-          <w:numId w:val="1000"/>
-        </w:numPr>
-      </w:pPr>
-      <w:r>
-        <w:t>Is information integrated, not listed?</w:t>
-      </w:r>
-    </w:p>
-    <w:p>
-      <w:pPr>
-        <w:numPr>
-          <w:ilvl w:val="0"/>
-          <w:numId w:val="1000"/>
-        </w:numPr>
-      </w:pPr>
-      <w:r>
-        <w:t>Is tone consistently neutral?</w:t>
-      </w:r>
-    </w:p>
-    <w:p>
-      <w:pPr>
-        <w:numPr>
-          <w:ilvl w:val="0"/>
-          <w:numId w:val="1000"/>
-        </w:numPr>
-      </w:pPr>
-      <w:r>
         <w:t>Are next steps clear and actionable?</w:t>
       </w:r>
     </w:p>
@@ -36187,7 +36562,6 @@
       <w:bookmarkStart w:id="665" w:name="homework-21"/>
       <w:bookmarkEnd w:id="664"/>
       <w:r>
-        <w:lastRenderedPageBreak/>
         <w:t>Homework</w:t>
       </w:r>
     </w:p>
@@ -36225,6 +36599,7 @@
         </w:numPr>
       </w:pPr>
       <w:r>
+        <w:lastRenderedPageBreak/>
         <w:t>clearly describe issues and impacts</w:t>
       </w:r>
     </w:p>
@@ -36265,15 +36640,15 @@
       <w:pPr>
         <w:pStyle w:val="Heading1"/>
       </w:pPr>
-      <w:bookmarkStart w:id="666" w:name="X33dfa91b30a032155b3e1e002551b10e774e585"/>
-      <w:bookmarkStart w:id="667" w:name="_Toc216306746"/>
-      <w:bookmarkEnd w:id="638"/>
+      <w:bookmarkStart w:id="666" w:name="_Toc216306746"/>
+      <w:bookmarkStart w:id="667" w:name="X33dfa91b30a032155b3e1e002551b10e774e585"/>
+      <w:bookmarkEnd w:id="639"/>
       <w:bookmarkEnd w:id="665"/>
       <w:r>
         <w:lastRenderedPageBreak/>
         <w:t>23. Capstone: Full Administrative Writing Assessment</w:t>
       </w:r>
-      <w:bookmarkEnd w:id="667"/>
+      <w:bookmarkEnd w:id="666"/>
     </w:p>
     <w:p>
       <w:pPr>
@@ -36641,7 +37016,14 @@
           <w:i/>
           <w:iCs/>
         </w:rPr>
-        <w:t>“This report summarises the current implementation challenges arising from the revised applicant communication guidelines. Offices A and C reported uncertainty regarding the updated terminology, while Office B noted delays due to continued use of outdated forms. Additionally, questions remain regarding the appropriate sequence for applicant communication steps. To address these issues, we propose circulating a clarification sheet summarising key terminology, confirming whether all offices have received the updated instructions, and revising the implementation schedule as needed. Once clarification is complete, offices will be better positioned to adopt the updated workflow uniformly.”</w:t>
+        <w:t xml:space="preserve">“This report summarises the current implementation challenges arising from the revised applicant communication guidelines. Offices A and C reported uncertainty regarding the updated terminology, while Office B noted delays due to continued use of outdated forms. Additionally, questions remain regarding the appropriate sequence for applicant communication steps. To address these issues, we propose circulating a clarification sheet summarising key terminology, confirming whether all offices have received the </w:t>
+      </w:r>
+      <w:r>
+        <w:rPr>
+          <w:i/>
+          <w:iCs/>
+        </w:rPr>
+        <w:t>updated instructions, and revising the implementation schedule as needed. Once clarification is complete, offices will be better positioned to adopt the updated workflow uniformly.”</w:t>
       </w:r>
     </w:p>
     <w:p>
@@ -36761,18 +37143,18 @@
         </w:numPr>
       </w:pPr>
       <w:r>
+        <w:t>consolidated report</w:t>
+      </w:r>
+    </w:p>
+    <w:p>
+      <w:pPr>
+        <w:numPr>
+          <w:ilvl w:val="0"/>
+          <w:numId w:val="1009"/>
+        </w:numPr>
+      </w:pPr>
+      <w:r>
         <w:lastRenderedPageBreak/>
-        <w:t>consolidated report</w:t>
-      </w:r>
-    </w:p>
-    <w:p>
-      <w:pPr>
-        <w:numPr>
-          <w:ilvl w:val="0"/>
-          <w:numId w:val="1009"/>
-        </w:numPr>
-      </w:pPr>
-      <w:r>
         <w:t>administrative notice</w:t>
       </w:r>
     </w:p>
@@ -36832,7 +37214,16 @@
         </w:numPr>
       </w:pPr>
       <w:r>
-        <w:t>Need to summarise issues for a supervisor → ?</w:t>
+        <w:t xml:space="preserve">Need to summarise issues for a supervisor </w:t>
+      </w:r>
+      <w:r>
+        <w:rPr>
+          <w:rFonts w:ascii="Courier New" w:hAnsi="Courier New" w:cs="Courier New"/>
+        </w:rPr>
+        <w:t>→</w:t>
+      </w:r>
+      <w:r>
+        <w:t xml:space="preserve"> ?</w:t>
       </w:r>
     </w:p>
     <w:p>
@@ -36843,7 +37234,16 @@
         </w:numPr>
       </w:pPr>
       <w:r>
-        <w:t>Need to request clarification about terminology → ?</w:t>
+        <w:t xml:space="preserve">Need to request clarification about terminology </w:t>
+      </w:r>
+      <w:r>
+        <w:rPr>
+          <w:rFonts w:ascii="Courier New" w:hAnsi="Courier New" w:cs="Courier New"/>
+        </w:rPr>
+        <w:t>→</w:t>
+      </w:r>
+      <w:r>
+        <w:t xml:space="preserve"> ?</w:t>
       </w:r>
     </w:p>
     <w:p>
@@ -36854,7 +37254,16 @@
         </w:numPr>
       </w:pPr>
       <w:r>
-        <w:t>Need to inform all offices about required next steps → ?</w:t>
+        <w:t xml:space="preserve">Need to inform all offices about required next steps </w:t>
+      </w:r>
+      <w:r>
+        <w:rPr>
+          <w:rFonts w:ascii="Courier New" w:hAnsi="Courier New" w:cs="Courier New"/>
+        </w:rPr>
+        <w:t>→</w:t>
+      </w:r>
+      <w:r>
+        <w:t xml:space="preserve"> ?</w:t>
       </w:r>
     </w:p>
     <w:p>
@@ -36865,7 +37274,16 @@
         </w:numPr>
       </w:pPr>
       <w:r>
-        <w:t>Need to explain delays and propose solutions → ?</w:t>
+        <w:t xml:space="preserve">Need to explain delays and propose solutions </w:t>
+      </w:r>
+      <w:r>
+        <w:rPr>
+          <w:rFonts w:ascii="Courier New" w:hAnsi="Courier New" w:cs="Courier New"/>
+        </w:rPr>
+        <w:t>→</w:t>
+      </w:r>
+      <w:r>
+        <w:t xml:space="preserve"> ?</w:t>
       </w:r>
     </w:p>
     <w:p>
@@ -37202,18 +37620,18 @@
         </w:numPr>
       </w:pPr>
       <w:r>
+        <w:t>Consolidated administrative report</w:t>
+      </w:r>
+    </w:p>
+    <w:p>
+      <w:pPr>
+        <w:numPr>
+          <w:ilvl w:val="0"/>
+          <w:numId w:val="1014"/>
+        </w:numPr>
+      </w:pPr>
+      <w:r>
         <w:lastRenderedPageBreak/>
-        <w:t>Consolidated administrative report</w:t>
-      </w:r>
-    </w:p>
-    <w:p>
-      <w:pPr>
-        <w:numPr>
-          <w:ilvl w:val="0"/>
-          <w:numId w:val="1014"/>
-        </w:numPr>
-      </w:pPr>
-      <w:r>
         <w:t>Clarification request</w:t>
       </w:r>
     </w:p>
@@ -37396,18 +37814,18 @@
         </w:numPr>
       </w:pPr>
       <w:r>
+        <w:t>clarify or request information as needed</w:t>
+      </w:r>
+    </w:p>
+    <w:p>
+      <w:pPr>
+        <w:numPr>
+          <w:ilvl w:val="0"/>
+          <w:numId w:val="1017"/>
+        </w:numPr>
+      </w:pPr>
+      <w:r>
         <w:lastRenderedPageBreak/>
-        <w:t>clarify or request information as needed</w:t>
-      </w:r>
-    </w:p>
-    <w:p>
-      <w:pPr>
-        <w:numPr>
-          <w:ilvl w:val="0"/>
-          <w:numId w:val="1017"/>
-        </w:numPr>
-      </w:pPr>
-      <w:r>
         <w:t>propose solutions or next steps</w:t>
       </w:r>
     </w:p>
@@ -37591,12 +38009,12 @@
           <w:i/>
           <w:iCs/>
         </w:rPr>
+        <w:t>“There are many problems in the offices and things are not working well. Someone needs to explain everything again.”</w:t>
+      </w:r>
+    </w:p>
+    <w:p>
+      <w:r>
         <w:lastRenderedPageBreak/>
-        <w:t>“There are many problems in the offices and things are not working well. Someone needs to explain everything again.”</w:t>
-      </w:r>
-    </w:p>
-    <w:p>
-      <w:r>
         <w:t>Improve by:</w:t>
       </w:r>
     </w:p>
@@ -37770,10 +38188,9 @@
         </w:numPr>
       </w:pPr>
       <w:r>
-        <w:lastRenderedPageBreak/>
         <w:t>demonstrate full command of tone and structure.</w:t>
       </w:r>
-      <w:bookmarkEnd w:id="666"/>
+      <w:bookmarkEnd w:id="667"/>
       <w:bookmarkEnd w:id="693"/>
     </w:p>
     <w:sectPr>
@@ -52220,7 +52637,7 @@
   <w:style w:type="paragraph" w:default="1" w:styleId="Normal">
     <w:name w:val="Normal"/>
     <w:qFormat/>
-    <w:rsid w:val="006E1BBD"/>
+    <w:rsid w:val="00E603C7"/>
     <w:pPr>
       <w:snapToGrid w:val="0"/>
       <w:spacing w:after="240" w:line="288" w:lineRule="auto"/>
